--- a/AI-PoC/doc/LU2_AI_prototype.docx
+++ b/AI-PoC/doc/LU2_AI_prototype.docx
@@ -2,15 +2,3400 @@
 <file path=word/document.xml><?xml version="1.0" encoding="utf-8"?>
 <w:document xmlns:wpc="http://schemas.microsoft.com/office/word/2010/wordprocessingCanvas" xmlns:cx="http://schemas.microsoft.com/office/drawing/2014/chartex" xmlns:cx1="http://schemas.microsoft.com/office/drawing/2015/9/8/chartex" xmlns:cx2="http://schemas.microsoft.com/office/drawing/2015/10/21/chartex" xmlns:cx3="http://schemas.microsoft.com/office/drawing/2016/5/9/chartex" xmlns:cx4="http://schemas.microsoft.com/office/drawing/2016/5/10/chartex" xmlns:cx5="http://schemas.microsoft.com/office/drawing/2016/5/11/chartex" xmlns:cx6="http://schemas.microsoft.com/office/drawing/2016/5/12/chartex" xmlns:cx7="http://schemas.microsoft.com/office/drawing/2016/5/13/chartex" xmlns:cx8="http://schemas.microsoft.com/office/drawing/2016/5/14/chartex" xmlns:mc="http://schemas.openxmlformats.org/markup-compatibility/2006" xmlns:aink="http://schemas.microsoft.com/office/drawing/2016/ink" xmlns:am3d="http://schemas.microsoft.com/office/drawing/2017/model3d" xmlns:o="urn:schemas-microsoft-com:office:office" xmlns:oel="http://schemas.microsoft.com/office/2019/extlst" xmlns:r="http://schemas.openxmlformats.org/officeDocument/2006/relationships" xmlns:m="http://schemas.openxmlformats.org/officeDocument/2006/math" xmlns:v="urn:schemas-microsoft-com:vml" xmlns:wp14="http://schemas.microsoft.com/office/word/2010/wordprocessingDrawing" xmlns:wp="http://schemas.openxmlformats.org/drawingml/2006/wordprocessingDrawing" xmlns:w10="urn:schemas-microsoft-com:office:word" xmlns:w="http://schemas.openxmlformats.org/wordprocessingml/2006/main" xmlns:w14="http://schemas.microsoft.com/office/word/2010/wordml" xmlns:w15="http://schemas.microsoft.com/office/word/2012/wordml" xmlns:w16cex="http://schemas.microsoft.com/office/word/2018/wordml/cex" xmlns:w16cid="http://schemas.microsoft.com/office/word/2016/wordml/cid" xmlns:w16="http://schemas.microsoft.com/office/word/2018/wordml" xmlns:w16du="http://schemas.microsoft.com/office/word/2023/wordml/word16du" xmlns:w16sdtdh="http://schemas.microsoft.com/office/word/2020/wordml/sdtdatahash" xmlns:w16sdtfl="http://schemas.microsoft.com/office/word/2024/wordml/sdtformatlock" xmlns:w16se="http://schemas.microsoft.com/office/word/2015/wordml/symex" xmlns:wpg="http://schemas.microsoft.com/office/word/2010/wordprocessingGroup" xmlns:wpi="http://schemas.microsoft.com/office/word/2010/wordprocessingInk" xmlns:wne="http://schemas.microsoft.com/office/word/2006/wordml" xmlns:wps="http://schemas.microsoft.com/office/word/2010/wordprocessingShape" mc:Ignorable="w14 w15 w16se w16cid w16 w16cex w16sdtdh w16sdtfl w16du wp14">
   <w:body>
+    <w:sdt>
+      <w:sdtPr>
+        <w:id w:val="-1214580163"/>
+        <w:docPartObj>
+          <w:docPartGallery w:val="Cover Pages"/>
+          <w:docPartUnique/>
+        </w:docPartObj>
+      </w:sdtPr>
+      <w:sdtContent>
+        <w:p/>
+        <w:p/>
+        <w:p/>
+        <w:p>
+          <w:r>
+            <w:rPr>
+              <w:noProof/>
+            </w:rPr>
+            <mc:AlternateContent>
+              <mc:Choice Requires="wps">
+                <w:drawing>
+                  <wp:anchor distT="0" distB="0" distL="114300" distR="114300" simplePos="0" relativeHeight="251661312" behindDoc="0" locked="0" layoutInCell="1" allowOverlap="1" wp14:anchorId="4AE697F4" wp14:editId="5D2B9E85">
+                    <wp:simplePos x="0" y="0"/>
+                    <wp:positionH relativeFrom="page">
+                      <wp:align>center</wp:align>
+                    </wp:positionH>
+                    <mc:AlternateContent>
+                      <mc:Choice Requires="wp14">
+                        <wp:positionV relativeFrom="page">
+                          <wp14:pctPosVOffset>79000</wp14:pctPosVOffset>
+                        </wp:positionV>
+                      </mc:Choice>
+                      <mc:Fallback>
+                        <wp:positionV relativeFrom="page">
+                          <wp:posOffset>8446770</wp:posOffset>
+                        </wp:positionV>
+                      </mc:Fallback>
+                    </mc:AlternateContent>
+                    <wp:extent cx="5753100" cy="762000"/>
+                    <wp:effectExtent l="0" t="0" r="0" b="0"/>
+                    <wp:wrapSquare wrapText="bothSides"/>
+                    <wp:docPr id="129" name="Tekstvak 129"/>
+                    <wp:cNvGraphicFramePr/>
+                    <a:graphic xmlns:a="http://schemas.openxmlformats.org/drawingml/2006/main">
+                      <a:graphicData uri="http://schemas.microsoft.com/office/word/2010/wordprocessingShape">
+                        <wps:wsp>
+                          <wps:cNvSpPr txBox="1"/>
+                          <wps:spPr>
+                            <a:xfrm>
+                              <a:off x="0" y="0"/>
+                              <a:ext cx="5753100" cy="762000"/>
+                            </a:xfrm>
+                            <a:prstGeom prst="rect">
+                              <a:avLst/>
+                            </a:prstGeom>
+                            <a:noFill/>
+                            <a:ln w="6350">
+                              <a:noFill/>
+                            </a:ln>
+                            <a:effectLst/>
+                          </wps:spPr>
+                          <wps:style>
+                            <a:lnRef idx="0">
+                              <a:schemeClr val="accent1"/>
+                            </a:lnRef>
+                            <a:fillRef idx="0">
+                              <a:schemeClr val="accent1"/>
+                            </a:fillRef>
+                            <a:effectRef idx="0">
+                              <a:schemeClr val="accent1"/>
+                            </a:effectRef>
+                            <a:fontRef idx="minor">
+                              <a:schemeClr val="dk1"/>
+                            </a:fontRef>
+                          </wps:style>
+                          <wps:txbx>
+                            <w:txbxContent>
+                              <w:p>
+                                <w:pPr>
+                                  <w:pStyle w:val="Geenafstand"/>
+                                </w:pPr>
+                              </w:p>
+                              <w:sdt>
+                                <w:sdtPr>
+                                  <w:alias w:val="Auteur"/>
+                                  <w:tag w:val=""/>
+                                  <w:id w:val="-954487662"/>
+                                  <w:dataBinding w:prefixMappings="xmlns:ns0='http://purl.org/dc/elements/1.1/' xmlns:ns1='http://schemas.openxmlformats.org/package/2006/metadata/core-properties' " w:xpath="/ns1:coreProperties[1]/ns0:creator[1]" w:storeItemID="{6C3C8BC8-F283-45AE-878A-BAB7291924A1}"/>
+                                  <w:text/>
+                                </w:sdtPr>
+                                <w:sdtContent>
+                                  <w:p>
+                                    <w:pPr>
+                                      <w:pStyle w:val="Geenafstand"/>
+                                    </w:pPr>
+                                    <w:r>
+                                      <w:t xml:space="preserve">Naam: </w:t>
+                                    </w:r>
+                                    <w:r>
+                                      <w:t>Enes Tekinbaş</w:t>
+                                    </w:r>
+                                  </w:p>
+                                </w:sdtContent>
+                              </w:sdt>
+                              <w:p>
+                                <w:pPr>
+                                  <w:pStyle w:val="Geenafstand"/>
+                                </w:pPr>
+                                <w:r>
+                                  <w:t xml:space="preserve">Naam: </w:t>
+                                </w:r>
+                                <w:proofErr w:type="spellStart"/>
+                                <w:r>
+                                  <w:t>Rami</w:t>
+                                </w:r>
+                                <w:proofErr w:type="spellEnd"/>
+                                <w:r>
+                                  <w:t xml:space="preserve"> </w:t>
+                                </w:r>
+                                <w:proofErr w:type="spellStart"/>
+                                <w:r>
+                                  <w:t>Sulaiman</w:t>
+                                </w:r>
+                                <w:proofErr w:type="spellEnd"/>
+                              </w:p>
+                              <w:p>
+                                <w:pPr>
+                                  <w:pStyle w:val="Geenafstand"/>
+                                </w:pPr>
+                                <w:r>
+                                  <w:t>Datum: …</w:t>
+                                </w:r>
+                              </w:p>
+                            </w:txbxContent>
+                          </wps:txbx>
+                          <wps:bodyPr rot="0" spcFirstLastPara="0" vertOverflow="overflow" horzOverflow="overflow" vert="horz" wrap="square" lIns="914400" tIns="0" rIns="1097280" bIns="0" numCol="1" spcCol="0" rtlCol="0" fromWordArt="0" anchor="t" anchorCtr="0" forceAA="0" compatLnSpc="1">
+                            <a:prstTxWarp prst="textNoShape">
+                              <a:avLst/>
+                            </a:prstTxWarp>
+                            <a:noAutofit/>
+                          </wps:bodyPr>
+                        </wps:wsp>
+                      </a:graphicData>
+                    </a:graphic>
+                    <wp14:sizeRelH relativeFrom="margin">
+                      <wp14:pctWidth>115400</wp14:pctWidth>
+                    </wp14:sizeRelH>
+                    <wp14:sizeRelV relativeFrom="margin">
+                      <wp14:pctHeight>0</wp14:pctHeight>
+                    </wp14:sizeRelV>
+                  </wp:anchor>
+                </w:drawing>
+              </mc:Choice>
+              <mc:Fallback>
+                <w:pict>
+                  <v:shapetype w14:anchorId="4AE697F4" id="_x0000_t202" coordsize="21600,21600" o:spt="202" path="m,l,21600r21600,l21600,xe">
+                    <v:stroke joinstyle="miter"/>
+                    <v:path gradientshapeok="t" o:connecttype="rect"/>
+                  </v:shapetype>
+                  <v:shape id="Tekstvak 129" o:spid="_x0000_s1026" type="#_x0000_t202" style="position:absolute;margin-left:0;margin-top:0;width:453pt;height:60pt;z-index:251661312;visibility:visible;mso-wrap-style:square;mso-width-percent:1154;mso-height-percent:0;mso-top-percent:790;mso-wrap-distance-left:9pt;mso-wrap-distance-top:0;mso-wrap-distance-right:9pt;mso-wrap-distance-bottom:0;mso-position-horizontal:center;mso-position-horizontal-relative:page;mso-position-vertical-relative:page;mso-width-percent:1154;mso-height-percent:0;mso-top-percent:790;mso-width-relative:margin;mso-height-relative:margin;v-text-anchor:top" o:gfxdata="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" filled="f" stroked="f" strokeweight=".5pt">
+                    <v:textbox inset="1in,0,86.4pt,0">
+                      <w:txbxContent>
+                        <w:p>
+                          <w:pPr>
+                            <w:pStyle w:val="Geenafstand"/>
+                          </w:pPr>
+                        </w:p>
+                        <w:sdt>
+                          <w:sdtPr>
+                            <w:alias w:val="Auteur"/>
+                            <w:tag w:val=""/>
+                            <w:id w:val="-954487662"/>
+                            <w:dataBinding w:prefixMappings="xmlns:ns0='http://purl.org/dc/elements/1.1/' xmlns:ns1='http://schemas.openxmlformats.org/package/2006/metadata/core-properties' " w:xpath="/ns1:coreProperties[1]/ns0:creator[1]" w:storeItemID="{6C3C8BC8-F283-45AE-878A-BAB7291924A1}"/>
+                            <w:text/>
+                          </w:sdtPr>
+                          <w:sdtContent>
+                            <w:p>
+                              <w:pPr>
+                                <w:pStyle w:val="Geenafstand"/>
+                              </w:pPr>
+                              <w:r>
+                                <w:t xml:space="preserve">Naam: </w:t>
+                              </w:r>
+                              <w:r>
+                                <w:t>Enes Tekinbaş</w:t>
+                              </w:r>
+                            </w:p>
+                          </w:sdtContent>
+                        </w:sdt>
+                        <w:p>
+                          <w:pPr>
+                            <w:pStyle w:val="Geenafstand"/>
+                          </w:pPr>
+                          <w:r>
+                            <w:t xml:space="preserve">Naam: </w:t>
+                          </w:r>
+                          <w:proofErr w:type="spellStart"/>
+                          <w:r>
+                            <w:t>Rami</w:t>
+                          </w:r>
+                          <w:proofErr w:type="spellEnd"/>
+                          <w:r>
+                            <w:t xml:space="preserve"> </w:t>
+                          </w:r>
+                          <w:proofErr w:type="spellStart"/>
+                          <w:r>
+                            <w:t>Sulaiman</w:t>
+                          </w:r>
+                          <w:proofErr w:type="spellEnd"/>
+                        </w:p>
+                        <w:p>
+                          <w:pPr>
+                            <w:pStyle w:val="Geenafstand"/>
+                          </w:pPr>
+                          <w:r>
+                            <w:t>Datum: …</w:t>
+                          </w:r>
+                        </w:p>
+                      </w:txbxContent>
+                    </v:textbox>
+                    <w10:wrap type="square" anchorx="page" anchory="page"/>
+                  </v:shape>
+                </w:pict>
+              </mc:Fallback>
+            </mc:AlternateContent>
+          </w:r>
+          <w:r>
+            <w:rPr>
+              <w:noProof/>
+            </w:rPr>
+            <mc:AlternateContent>
+              <mc:Choice Requires="wpg">
+                <w:drawing>
+                  <wp:anchor distT="0" distB="0" distL="114300" distR="114300" simplePos="0" relativeHeight="251659264" behindDoc="1" locked="0" layoutInCell="1" allowOverlap="1" wp14:anchorId="18FB15F5" wp14:editId="73862148">
+                    <wp:simplePos x="0" y="0"/>
+                    <wp:positionH relativeFrom="margin">
+                      <wp:align>center</wp:align>
+                    </wp:positionH>
+                    <mc:AlternateContent>
+                      <mc:Choice Requires="wp14">
+                        <wp:positionV relativeFrom="page">
+                          <wp14:pctPosVOffset>4500</wp14:pctPosVOffset>
+                        </wp:positionV>
+                      </mc:Choice>
+                      <mc:Fallback>
+                        <wp:positionV relativeFrom="page">
+                          <wp:posOffset>480695</wp:posOffset>
+                        </wp:positionV>
+                      </mc:Fallback>
+                    </mc:AlternateContent>
+                    <wp:extent cx="6858000" cy="7068185"/>
+                    <wp:effectExtent l="0" t="0" r="0" b="0"/>
+                    <wp:wrapNone/>
+                    <wp:docPr id="125" name="Groep 126"/>
+                    <wp:cNvGraphicFramePr>
+                      <a:graphicFrameLocks xmlns:a="http://schemas.openxmlformats.org/drawingml/2006/main" noChangeAspect="1"/>
+                    </wp:cNvGraphicFramePr>
+                    <a:graphic xmlns:a="http://schemas.openxmlformats.org/drawingml/2006/main">
+                      <a:graphicData uri="http://schemas.microsoft.com/office/word/2010/wordprocessingGroup">
+                        <wpg:wgp>
+                          <wpg:cNvGrpSpPr>
+                            <a:grpSpLocks noChangeAspect="1"/>
+                          </wpg:cNvGrpSpPr>
+                          <wpg:grpSpPr>
+                            <a:xfrm>
+                              <a:off x="0" y="0"/>
+                              <a:ext cx="6858000" cy="7068312"/>
+                              <a:chOff x="0" y="0"/>
+                              <a:chExt cx="5561330" cy="5404485"/>
+                            </a:xfrm>
+                          </wpg:grpSpPr>
+                          <wps:wsp>
+                            <wps:cNvPr id="126" name="Vrije vorm 10"/>
+                            <wps:cNvSpPr>
+                              <a:spLocks/>
+                            </wps:cNvSpPr>
+                            <wps:spPr bwMode="auto">
+                              <a:xfrm>
+                                <a:off x="0" y="0"/>
+                                <a:ext cx="5557520" cy="5404485"/>
+                              </a:xfrm>
+                              <a:custGeom>
+                                <a:avLst/>
+                                <a:gdLst>
+                                  <a:gd name="T0" fmla="*/ 0 w 720"/>
+                                  <a:gd name="T1" fmla="*/ 0 h 700"/>
+                                  <a:gd name="T2" fmla="*/ 0 w 720"/>
+                                  <a:gd name="T3" fmla="*/ 644 h 700"/>
+                                  <a:gd name="T4" fmla="*/ 113 w 720"/>
+                                  <a:gd name="T5" fmla="*/ 665 h 700"/>
+                                  <a:gd name="T6" fmla="*/ 720 w 720"/>
+                                  <a:gd name="T7" fmla="*/ 644 h 700"/>
+                                  <a:gd name="T8" fmla="*/ 720 w 720"/>
+                                  <a:gd name="T9" fmla="*/ 617 h 700"/>
+                                  <a:gd name="T10" fmla="*/ 720 w 720"/>
+                                  <a:gd name="T11" fmla="*/ 0 h 700"/>
+                                  <a:gd name="T12" fmla="*/ 0 w 720"/>
+                                  <a:gd name="T13" fmla="*/ 0 h 700"/>
+                                </a:gdLst>
+                                <a:ahLst/>
+                                <a:cxnLst>
+                                  <a:cxn ang="0">
+                                    <a:pos x="T0" y="T1"/>
+                                  </a:cxn>
+                                  <a:cxn ang="0">
+                                    <a:pos x="T2" y="T3"/>
+                                  </a:cxn>
+                                  <a:cxn ang="0">
+                                    <a:pos x="T4" y="T5"/>
+                                  </a:cxn>
+                                  <a:cxn ang="0">
+                                    <a:pos x="T6" y="T7"/>
+                                  </a:cxn>
+                                  <a:cxn ang="0">
+                                    <a:pos x="T8" y="T9"/>
+                                  </a:cxn>
+                                  <a:cxn ang="0">
+                                    <a:pos x="T10" y="T11"/>
+                                  </a:cxn>
+                                  <a:cxn ang="0">
+                                    <a:pos x="T12" y="T13"/>
+                                  </a:cxn>
+                                </a:cxnLst>
+                                <a:rect l="0" t="0" r="r" b="b"/>
+                                <a:pathLst>
+                                  <a:path w="720" h="700">
+                                    <a:moveTo>
+                                      <a:pt x="0" y="0"/>
+                                    </a:moveTo>
+                                    <a:cubicBezTo>
+                                      <a:pt x="0" y="644"/>
+                                      <a:pt x="0" y="644"/>
+                                      <a:pt x="0" y="644"/>
+                                    </a:cubicBezTo>
+                                    <a:cubicBezTo>
+                                      <a:pt x="23" y="650"/>
+                                      <a:pt x="62" y="658"/>
+                                      <a:pt x="113" y="665"/>
+                                    </a:cubicBezTo>
+                                    <a:cubicBezTo>
+                                      <a:pt x="250" y="685"/>
+                                      <a:pt x="476" y="700"/>
+                                      <a:pt x="720" y="644"/>
+                                    </a:cubicBezTo>
+                                    <a:cubicBezTo>
+                                      <a:pt x="720" y="617"/>
+                                      <a:pt x="720" y="617"/>
+                                      <a:pt x="720" y="617"/>
+                                    </a:cubicBezTo>
+                                    <a:cubicBezTo>
+                                      <a:pt x="720" y="0"/>
+                                      <a:pt x="720" y="0"/>
+                                      <a:pt x="720" y="0"/>
+                                    </a:cubicBezTo>
+                                    <a:cubicBezTo>
+                                      <a:pt x="0" y="0"/>
+                                      <a:pt x="0" y="0"/>
+                                      <a:pt x="0" y="0"/>
+                                    </a:cubicBezTo>
+                                  </a:path>
+                                </a:pathLst>
+                              </a:custGeom>
+                              <a:ln>
+                                <a:noFill/>
+                              </a:ln>
+                            </wps:spPr>
+                            <wps:style>
+                              <a:lnRef idx="0">
+                                <a:scrgbClr r="0" g="0" b="0"/>
+                              </a:lnRef>
+                              <a:fillRef idx="1003">
+                                <a:schemeClr val="dk2"/>
+                              </a:fillRef>
+                              <a:effectRef idx="0">
+                                <a:scrgbClr r="0" g="0" b="0"/>
+                              </a:effectRef>
+                              <a:fontRef idx="major"/>
+                            </wps:style>
+                            <wps:txbx>
+                              <w:txbxContent>
+                                <w:p>
+                                  <w:pPr>
+                                    <w:rPr>
+                                      <w:color w:val="FFFFFF" w:themeColor="background1"/>
+                                      <w:sz w:val="64"/>
+                                      <w:szCs w:val="64"/>
+                                    </w:rPr>
+                                  </w:pPr>
+                                  <w:sdt>
+                                    <w:sdtPr>
+                                      <w:rPr>
+                                        <w:color w:val="FFFFFF" w:themeColor="background1"/>
+                                        <w:sz w:val="64"/>
+                                        <w:szCs w:val="64"/>
+                                      </w:rPr>
+                                      <w:alias w:val="Titel"/>
+                                      <w:tag w:val=""/>
+                                      <w:id w:val="-554696155"/>
+                                      <w:dataBinding w:prefixMappings="xmlns:ns0='http://purl.org/dc/elements/1.1/' xmlns:ns1='http://schemas.openxmlformats.org/package/2006/metadata/core-properties' " w:xpath="/ns1:coreProperties[1]/ns0:title[1]" w:storeItemID="{6C3C8BC8-F283-45AE-878A-BAB7291924A1}"/>
+                                      <w:text/>
+                                    </w:sdtPr>
+                                    <w:sdtContent>
+                                      <w:r>
+                                        <w:rPr>
+                                          <w:color w:val="FFFFFF" w:themeColor="background1"/>
+                                          <w:sz w:val="64"/>
+                                          <w:szCs w:val="64"/>
+                                        </w:rPr>
+                                        <w:t>Verantwoordingsverslag: DSLC</w:t>
+                                      </w:r>
+                                    </w:sdtContent>
+                                  </w:sdt>
+                                </w:p>
+                              </w:txbxContent>
+                            </wps:txbx>
+                            <wps:bodyPr rot="0" vert="horz" wrap="square" lIns="914400" tIns="1097280" rIns="1097280" bIns="1097280" anchor="b" anchorCtr="0" upright="1">
+                              <a:noAutofit/>
+                            </wps:bodyPr>
+                          </wps:wsp>
+                          <wps:wsp>
+                            <wps:cNvPr id="127" name="Vrije vorm 11"/>
+                            <wps:cNvSpPr>
+                              <a:spLocks/>
+                            </wps:cNvSpPr>
+                            <wps:spPr bwMode="auto">
+                              <a:xfrm>
+                                <a:off x="876300" y="4769783"/>
+                                <a:ext cx="4685030" cy="509905"/>
+                              </a:xfrm>
+                              <a:custGeom>
+                                <a:avLst/>
+                                <a:gdLst>
+                                  <a:gd name="T0" fmla="*/ 607 w 607"/>
+                                  <a:gd name="T1" fmla="*/ 0 h 66"/>
+                                  <a:gd name="T2" fmla="*/ 176 w 607"/>
+                                  <a:gd name="T3" fmla="*/ 57 h 66"/>
+                                  <a:gd name="T4" fmla="*/ 0 w 607"/>
+                                  <a:gd name="T5" fmla="*/ 48 h 66"/>
+                                  <a:gd name="T6" fmla="*/ 251 w 607"/>
+                                  <a:gd name="T7" fmla="*/ 66 h 66"/>
+                                  <a:gd name="T8" fmla="*/ 607 w 607"/>
+                                  <a:gd name="T9" fmla="*/ 27 h 66"/>
+                                  <a:gd name="T10" fmla="*/ 607 w 607"/>
+                                  <a:gd name="T11" fmla="*/ 0 h 66"/>
+                                </a:gdLst>
+                                <a:ahLst/>
+                                <a:cxnLst>
+                                  <a:cxn ang="0">
+                                    <a:pos x="T0" y="T1"/>
+                                  </a:cxn>
+                                  <a:cxn ang="0">
+                                    <a:pos x="T2" y="T3"/>
+                                  </a:cxn>
+                                  <a:cxn ang="0">
+                                    <a:pos x="T4" y="T5"/>
+                                  </a:cxn>
+                                  <a:cxn ang="0">
+                                    <a:pos x="T6" y="T7"/>
+                                  </a:cxn>
+                                  <a:cxn ang="0">
+                                    <a:pos x="T8" y="T9"/>
+                                  </a:cxn>
+                                  <a:cxn ang="0">
+                                    <a:pos x="T10" y="T11"/>
+                                  </a:cxn>
+                                </a:cxnLst>
+                                <a:rect l="0" t="0" r="r" b="b"/>
+                                <a:pathLst>
+                                  <a:path w="607" h="66">
+                                    <a:moveTo>
+                                      <a:pt x="607" y="0"/>
+                                    </a:moveTo>
+                                    <a:cubicBezTo>
+                                      <a:pt x="450" y="44"/>
+                                      <a:pt x="300" y="57"/>
+                                      <a:pt x="176" y="57"/>
+                                    </a:cubicBezTo>
+                                    <a:cubicBezTo>
+                                      <a:pt x="109" y="57"/>
+                                      <a:pt x="49" y="53"/>
+                                      <a:pt x="0" y="48"/>
+                                    </a:cubicBezTo>
+                                    <a:cubicBezTo>
+                                      <a:pt x="66" y="58"/>
+                                      <a:pt x="152" y="66"/>
+                                      <a:pt x="251" y="66"/>
+                                    </a:cubicBezTo>
+                                    <a:cubicBezTo>
+                                      <a:pt x="358" y="66"/>
+                                      <a:pt x="480" y="56"/>
+                                      <a:pt x="607" y="27"/>
+                                    </a:cubicBezTo>
+                                    <a:cubicBezTo>
+                                      <a:pt x="607" y="0"/>
+                                      <a:pt x="607" y="0"/>
+                                      <a:pt x="607" y="0"/>
+                                    </a:cubicBezTo>
+                                  </a:path>
+                                </a:pathLst>
+                              </a:custGeom>
+                              <a:solidFill>
+                                <a:schemeClr val="bg1">
+                                  <a:alpha val="30000"/>
+                                </a:schemeClr>
+                              </a:solidFill>
+                              <a:ln>
+                                <a:noFill/>
+                              </a:ln>
+                              <a:extLst>
+                                <a:ext uri="{91240B29-F687-4F45-9708-019B960494DF}">
+                                  <a14:hiddenLine xmlns:a14="http://schemas.microsoft.com/office/drawing/2010/main" w="9525">
+                                    <a:solidFill>
+                                      <a:srgbClr val="000000"/>
+                                    </a:solidFill>
+                                    <a:round/>
+                                    <a:headEnd/>
+                                    <a:tailEnd/>
+                                  </a14:hiddenLine>
+                                </a:ext>
+                              </a:extLst>
+                            </wps:spPr>
+                            <wps:bodyPr rot="0" vert="horz" wrap="square" lIns="91440" tIns="45720" rIns="91440" bIns="45720" anchor="b" anchorCtr="0" upright="1">
+                              <a:noAutofit/>
+                            </wps:bodyPr>
+                          </wps:wsp>
+                        </wpg:wgp>
+                      </a:graphicData>
+                    </a:graphic>
+                    <wp14:sizeRelH relativeFrom="margin">
+                      <wp14:pctWidth>115400</wp14:pctWidth>
+                    </wp14:sizeRelH>
+                    <wp14:sizeRelV relativeFrom="page">
+                      <wp14:pctHeight>67000</wp14:pctHeight>
+                    </wp14:sizeRelV>
+                  </wp:anchor>
+                </w:drawing>
+              </mc:Choice>
+              <mc:Fallback>
+                <w:pict>
+                  <v:group w14:anchorId="18FB15F5" id="Groep 126" o:spid="_x0000_s1027" style="position:absolute;margin-left:0;margin-top:0;width:540pt;height:556.55pt;z-index:-251657216;mso-width-percent:1154;mso-height-percent:670;mso-top-percent:45;mso-position-horizontal:center;mso-position-horizontal-relative:margin;mso-position-vertical-relative:page;mso-width-percent:1154;mso-height-percent:670;mso-top-percent:45;mso-width-relative:margin" coordsize="55613,54044" o:gfxdata="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">
+                    <o:lock v:ext="edit" aspectratio="t"/>
+                    <v:shape id="Vrije vorm 10" o:spid="_x0000_s1028" style="position:absolute;width:55575;height:54044;visibility:visible;mso-wrap-style:square;v-text-anchor:bottom" coordsize="720,700" o:spt="100" o:gfxdata="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" adj="-11796480,,5400" path="m,c,644,,644,,644v23,6,62,14,113,21c250,685,476,700,720,644v,-27,,-27,,-27c720,,720,,720,,,,,,,e" fillcolor="#133759 [2994]" stroked="f">
+                      <v:fill color2="#081828 [2018]" rotate="t" colors="0 #495467;.5 #25374f;1 #051f37" focus="100%" type="gradient">
+                        <o:fill v:ext="view" type="gradientUnscaled"/>
+                      </v:fill>
+                      <v:stroke joinstyle="miter"/>
+                      <v:formulas/>
+                      <v:path arrowok="t" o:connecttype="custom" o:connectlocs="0,0;0,4972126;872222,5134261;5557520,4972126;5557520,4763667;5557520,0;0,0" o:connectangles="0,0,0,0,0,0,0" textboxrect="0,0,720,700"/>
+                      <v:textbox inset="1in,86.4pt,86.4pt,86.4pt">
+                        <w:txbxContent>
+                          <w:p>
+                            <w:pPr>
+                              <w:rPr>
+                                <w:color w:val="FFFFFF" w:themeColor="background1"/>
+                                <w:sz w:val="64"/>
+                                <w:szCs w:val="64"/>
+                              </w:rPr>
+                            </w:pPr>
+                            <w:sdt>
+                              <w:sdtPr>
+                                <w:rPr>
+                                  <w:color w:val="FFFFFF" w:themeColor="background1"/>
+                                  <w:sz w:val="64"/>
+                                  <w:szCs w:val="64"/>
+                                </w:rPr>
+                                <w:alias w:val="Titel"/>
+                                <w:tag w:val=""/>
+                                <w:id w:val="-554696155"/>
+                                <w:dataBinding w:prefixMappings="xmlns:ns0='http://purl.org/dc/elements/1.1/' xmlns:ns1='http://schemas.openxmlformats.org/package/2006/metadata/core-properties' " w:xpath="/ns1:coreProperties[1]/ns0:title[1]" w:storeItemID="{6C3C8BC8-F283-45AE-878A-BAB7291924A1}"/>
+                                <w:text/>
+                              </w:sdtPr>
+                              <w:sdtContent>
+                                <w:r>
+                                  <w:rPr>
+                                    <w:color w:val="FFFFFF" w:themeColor="background1"/>
+                                    <w:sz w:val="64"/>
+                                    <w:szCs w:val="64"/>
+                                  </w:rPr>
+                                  <w:t>Verantwoordingsverslag: DSLC</w:t>
+                                </w:r>
+                              </w:sdtContent>
+                            </w:sdt>
+                          </w:p>
+                        </w:txbxContent>
+                      </v:textbox>
+                    </v:shape>
+                    <v:shape id="Vrije vorm 11" o:spid="_x0000_s1029" style="position:absolute;left:8763;top:47697;width:46850;height:5099;visibility:visible;mso-wrap-style:square;v-text-anchor:bottom" coordsize="607,66" o:gfxdata="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" path="m607,c450,44,300,57,176,57,109,57,49,53,,48,66,58,152,66,251,66,358,66,480,56,607,27,607,,607,,607,e" fillcolor="white [3212]" stroked="f">
+                      <v:fill opacity="19789f"/>
+                      <v:path arrowok="t" o:connecttype="custom" o:connectlocs="4685030,0;1358427,440373;0,370840;1937302,509905;4685030,208598;4685030,0" o:connectangles="0,0,0,0,0,0"/>
+                    </v:shape>
+                    <w10:wrap anchorx="margin" anchory="page"/>
+                  </v:group>
+                </w:pict>
+              </mc:Fallback>
+            </mc:AlternateContent>
+          </w:r>
+          <w:r>
+            <w:rPr>
+              <w:noProof/>
+            </w:rPr>
+            <mc:AlternateContent>
+              <mc:Choice Requires="wps">
+                <w:drawing>
+                  <wp:anchor distT="0" distB="0" distL="114300" distR="114300" simplePos="0" relativeHeight="251660288" behindDoc="0" locked="0" layoutInCell="1" allowOverlap="1" wp14:anchorId="074DB1BF" wp14:editId="2C30C8D2">
+                    <wp:simplePos x="0" y="0"/>
+                    <wp:positionH relativeFrom="margin">
+                      <wp:align>right</wp:align>
+                    </wp:positionH>
+                    <mc:AlternateContent>
+                      <mc:Choice Requires="wp14">
+                        <wp:positionV relativeFrom="page">
+                          <wp14:pctPosVOffset>2300</wp14:pctPosVOffset>
+                        </wp:positionV>
+                      </mc:Choice>
+                      <mc:Fallback>
+                        <wp:positionV relativeFrom="page">
+                          <wp:posOffset>245745</wp:posOffset>
+                        </wp:positionV>
+                      </mc:Fallback>
+                    </mc:AlternateContent>
+                    <wp:extent cx="594360" cy="987552"/>
+                    <wp:effectExtent l="0" t="0" r="0" b="5080"/>
+                    <wp:wrapNone/>
+                    <wp:docPr id="130" name="Rechthoek 130"/>
+                    <wp:cNvGraphicFramePr>
+                      <a:graphicFrameLocks xmlns:a="http://schemas.openxmlformats.org/drawingml/2006/main" noChangeAspect="1"/>
+                    </wp:cNvGraphicFramePr>
+                    <a:graphic xmlns:a="http://schemas.openxmlformats.org/drawingml/2006/main">
+                      <a:graphicData uri="http://schemas.microsoft.com/office/word/2010/wordprocessingShape">
+                        <wps:wsp>
+                          <wps:cNvSpPr>
+                            <a:spLocks noChangeAspect="1"/>
+                          </wps:cNvSpPr>
+                          <wps:spPr>
+                            <a:xfrm>
+                              <a:off x="0" y="0"/>
+                              <a:ext cx="594360" cy="987552"/>
+                            </a:xfrm>
+                            <a:prstGeom prst="rect">
+                              <a:avLst/>
+                            </a:prstGeom>
+                            <a:ln>
+                              <a:noFill/>
+                            </a:ln>
+                          </wps:spPr>
+                          <wps:style>
+                            <a:lnRef idx="2">
+                              <a:schemeClr val="accent1">
+                                <a:shade val="50000"/>
+                              </a:schemeClr>
+                            </a:lnRef>
+                            <a:fillRef idx="1">
+                              <a:schemeClr val="accent1"/>
+                            </a:fillRef>
+                            <a:effectRef idx="0">
+                              <a:schemeClr val="accent1"/>
+                            </a:effectRef>
+                            <a:fontRef idx="minor">
+                              <a:schemeClr val="lt1"/>
+                            </a:fontRef>
+                          </wps:style>
+                          <wps:txbx>
+                            <w:txbxContent>
+                              <w:sdt>
+                                <w:sdtPr>
+                                  <w:rPr>
+                                    <w:color w:val="FFFFFF" w:themeColor="background1"/>
+                                    <w:sz w:val="24"/>
+                                    <w:szCs w:val="24"/>
+                                  </w:rPr>
+                                  <w:alias w:val="Jaar"/>
+                                  <w:tag w:val=""/>
+                                  <w:id w:val="1595126926"/>
+                                  <w:dataBinding w:prefixMappings="xmlns:ns0='http://schemas.microsoft.com/office/2006/coverPageProps' " w:xpath="/ns0:CoverPageProperties[1]/ns0:PublishDate[1]" w:storeItemID="{55AF091B-3C7A-41E3-B477-F2FDAA23CFDA}"/>
+                                  <w:date w:fullDate="2025-01-01T00:00:00Z">
+                                    <w:dateFormat w:val="yyyy"/>
+                                    <w:lid w:val="nl-NL"/>
+                                    <w:storeMappedDataAs w:val="dateTime"/>
+                                    <w:calendar w:val="gregorian"/>
+                                  </w:date>
+                                </w:sdtPr>
+                                <w:sdtContent>
+                                  <w:p>
+                                    <w:pPr>
+                                      <w:pStyle w:val="Geenafstand"/>
+                                      <w:jc w:val="right"/>
+                                      <w:rPr>
+                                        <w:color w:val="FFFFFF" w:themeColor="background1"/>
+                                        <w:sz w:val="24"/>
+                                        <w:szCs w:val="24"/>
+                                      </w:rPr>
+                                    </w:pPr>
+                                    <w:r>
+                                      <w:rPr>
+                                        <w:color w:val="FFFFFF" w:themeColor="background1"/>
+                                        <w:sz w:val="24"/>
+                                        <w:szCs w:val="24"/>
+                                      </w:rPr>
+                                      <w:t>2025</w:t>
+                                    </w:r>
+                                  </w:p>
+                                </w:sdtContent>
+                              </w:sdt>
+                            </w:txbxContent>
+                          </wps:txbx>
+                          <wps:bodyPr rot="0" spcFirstLastPara="0" vertOverflow="overflow" horzOverflow="overflow" vert="horz" wrap="square" lIns="45720" tIns="45720" rIns="45720" bIns="45720" numCol="1" spcCol="0" rtlCol="0" fromWordArt="0" anchor="b" anchorCtr="0" forceAA="0" compatLnSpc="1">
+                            <a:prstTxWarp prst="textNoShape">
+                              <a:avLst/>
+                            </a:prstTxWarp>
+                            <a:noAutofit/>
+                          </wps:bodyPr>
+                        </wps:wsp>
+                      </a:graphicData>
+                    </a:graphic>
+                    <wp14:sizeRelH relativeFrom="page">
+                      <wp14:pctWidth>7600</wp14:pctWidth>
+                    </wp14:sizeRelH>
+                    <wp14:sizeRelV relativeFrom="page">
+                      <wp14:pctHeight>9800</wp14:pctHeight>
+                    </wp14:sizeRelV>
+                  </wp:anchor>
+                </w:drawing>
+              </mc:Choice>
+              <mc:Fallback>
+                <w:pict>
+                  <v:rect w14:anchorId="074DB1BF" id="Rechthoek 130" o:spid="_x0000_s1030" style="position:absolute;margin-left:-4.4pt;margin-top:0;width:46.8pt;height:77.75pt;z-index:251660288;visibility:visible;mso-wrap-style:square;mso-width-percent:76;mso-height-percent:98;mso-top-percent:23;mso-wrap-distance-left:9pt;mso-wrap-distance-top:0;mso-wrap-distance-right:9pt;mso-wrap-distance-bottom:0;mso-position-horizontal:right;mso-position-horizontal-relative:margin;mso-position-vertical-relative:page;mso-width-percent:76;mso-height-percent:98;mso-top-percent:23;mso-width-relative:page;mso-height-relative:page;v-text-anchor:bottom" o:gfxdata="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" fillcolor="#156082 [3204]" stroked="f" strokeweight="1pt">
+                    <o:lock v:ext="edit" aspectratio="t"/>
+                    <v:textbox inset="3.6pt,,3.6pt">
+                      <w:txbxContent>
+                        <w:sdt>
+                          <w:sdtPr>
+                            <w:rPr>
+                              <w:color w:val="FFFFFF" w:themeColor="background1"/>
+                              <w:sz w:val="24"/>
+                              <w:szCs w:val="24"/>
+                            </w:rPr>
+                            <w:alias w:val="Jaar"/>
+                            <w:tag w:val=""/>
+                            <w:id w:val="1595126926"/>
+                            <w:dataBinding w:prefixMappings="xmlns:ns0='http://schemas.microsoft.com/office/2006/coverPageProps' " w:xpath="/ns0:CoverPageProperties[1]/ns0:PublishDate[1]" w:storeItemID="{55AF091B-3C7A-41E3-B477-F2FDAA23CFDA}"/>
+                            <w:date w:fullDate="2025-01-01T00:00:00Z">
+                              <w:dateFormat w:val="yyyy"/>
+                              <w:lid w:val="nl-NL"/>
+                              <w:storeMappedDataAs w:val="dateTime"/>
+                              <w:calendar w:val="gregorian"/>
+                            </w:date>
+                          </w:sdtPr>
+                          <w:sdtContent>
+                            <w:p>
+                              <w:pPr>
+                                <w:pStyle w:val="Geenafstand"/>
+                                <w:jc w:val="right"/>
+                                <w:rPr>
+                                  <w:color w:val="FFFFFF" w:themeColor="background1"/>
+                                  <w:sz w:val="24"/>
+                                  <w:szCs w:val="24"/>
+                                </w:rPr>
+                              </w:pPr>
+                              <w:r>
+                                <w:rPr>
+                                  <w:color w:val="FFFFFF" w:themeColor="background1"/>
+                                  <w:sz w:val="24"/>
+                                  <w:szCs w:val="24"/>
+                                </w:rPr>
+                                <w:t>2025</w:t>
+                              </w:r>
+                            </w:p>
+                          </w:sdtContent>
+                        </w:sdt>
+                      </w:txbxContent>
+                    </v:textbox>
+                    <w10:wrap anchorx="margin" anchory="page"/>
+                  </v:rect>
+                </w:pict>
+              </mc:Fallback>
+            </mc:AlternateContent>
+          </w:r>
+          <w:r>
+            <w:br w:type="page"/>
+          </w:r>
+        </w:p>
+        <w:sdt>
+          <w:sdtPr>
+            <w:id w:val="1268429430"/>
+            <w:docPartObj>
+              <w:docPartGallery w:val="Table of Contents"/>
+              <w:docPartUnique/>
+            </w:docPartObj>
+          </w:sdtPr>
+          <w:sdtEndPr>
+            <w:rPr>
+              <w:rFonts w:asciiTheme="minorHAnsi" w:eastAsiaTheme="minorHAnsi" w:hAnsiTheme="minorHAnsi" w:cstheme="minorBidi"/>
+              <w:b/>
+              <w:bCs/>
+              <w:color w:val="auto"/>
+              <w:kern w:val="2"/>
+              <w:sz w:val="22"/>
+              <w:szCs w:val="22"/>
+              <w:lang w:eastAsia="en-US"/>
+              <w14:ligatures w14:val="standardContextual"/>
+            </w:rPr>
+          </w:sdtEndPr>
+          <w:sdtContent>
+            <w:p>
+              <w:pPr>
+                <w:pStyle w:val="Kopvaninhoudsopgave"/>
+              </w:pPr>
+              <w:r>
+                <w:t>Inhoud</w:t>
+              </w:r>
+            </w:p>
+            <w:p>
+              <w:pPr>
+                <w:pStyle w:val="Inhopg1"/>
+                <w:tabs>
+                  <w:tab w:val="left" w:pos="480"/>
+                  <w:tab w:val="right" w:leader="dot" w:pos="9016"/>
+                </w:tabs>
+                <w:rPr>
+                  <w:noProof/>
+                </w:rPr>
+              </w:pPr>
+              <w:r>
+                <w:fldChar w:fldCharType="begin"/>
+              </w:r>
+              <w:r>
+                <w:instrText xml:space="preserve"> TOC \o "1-3" \h \z \u </w:instrText>
+              </w:r>
+              <w:r>
+                <w:fldChar w:fldCharType="separate"/>
+              </w:r>
+              <w:hyperlink w:anchor="_Toc214046271" w:history="1">
+                <w:r>
+                  <w:rPr>
+                    <w:rStyle w:val="Hyperlink"/>
+                    <w:noProof/>
+                  </w:rPr>
+                  <w:t>1.</w:t>
+                </w:r>
+                <w:r>
+                  <w:rPr>
+                    <w:noProof/>
+                  </w:rPr>
+                  <w:tab/>
+                </w:r>
+                <w:r>
+                  <w:rPr>
+                    <w:rStyle w:val="Hyperlink"/>
+                    <w:noProof/>
+                  </w:rPr>
+                  <w:t>Inleiding</w:t>
+                </w:r>
+                <w:r>
+                  <w:rPr>
+                    <w:noProof/>
+                    <w:webHidden/>
+                  </w:rPr>
+                  <w:tab/>
+                </w:r>
+                <w:r>
+                  <w:rPr>
+                    <w:noProof/>
+                    <w:webHidden/>
+                  </w:rPr>
+                  <w:fldChar w:fldCharType="begin"/>
+                </w:r>
+                <w:r>
+                  <w:rPr>
+                    <w:noProof/>
+                    <w:webHidden/>
+                  </w:rPr>
+                  <w:instrText xml:space="preserve"> PAGEREF _Toc214046271 \h </w:instrText>
+                </w:r>
+                <w:r>
+                  <w:rPr>
+                    <w:noProof/>
+                    <w:webHidden/>
+                  </w:rPr>
+                </w:r>
+                <w:r>
+                  <w:rPr>
+                    <w:noProof/>
+                    <w:webHidden/>
+                  </w:rPr>
+                  <w:fldChar w:fldCharType="separate"/>
+                </w:r>
+                <w:r>
+                  <w:rPr>
+                    <w:noProof/>
+                    <w:webHidden/>
+                  </w:rPr>
+                  <w:t>1</w:t>
+                </w:r>
+                <w:r>
+                  <w:rPr>
+                    <w:noProof/>
+                    <w:webHidden/>
+                  </w:rPr>
+                  <w:fldChar w:fldCharType="end"/>
+                </w:r>
+              </w:hyperlink>
+            </w:p>
+            <w:p>
+              <w:pPr>
+                <w:pStyle w:val="Inhopg1"/>
+                <w:tabs>
+                  <w:tab w:val="right" w:leader="dot" w:pos="9016"/>
+                </w:tabs>
+                <w:rPr>
+                  <w:noProof/>
+                </w:rPr>
+              </w:pPr>
+              <w:hyperlink w:anchor="_Toc214046272" w:history="1">
+                <w:r>
+                  <w:rPr>
+                    <w:rStyle w:val="Hyperlink"/>
+                    <w:noProof/>
+                    <w:lang w:val="en-GB"/>
+                  </w:rPr>
+                  <w:t>2. Business Understanding &amp; Data Collection</w:t>
+                </w:r>
+                <w:r>
+                  <w:rPr>
+                    <w:noProof/>
+                    <w:webHidden/>
+                  </w:rPr>
+                  <w:tab/>
+                </w:r>
+                <w:r>
+                  <w:rPr>
+                    <w:noProof/>
+                    <w:webHidden/>
+                  </w:rPr>
+                  <w:fldChar w:fldCharType="begin"/>
+                </w:r>
+                <w:r>
+                  <w:rPr>
+                    <w:noProof/>
+                    <w:webHidden/>
+                  </w:rPr>
+                  <w:instrText xml:space="preserve"> PAGEREF _Toc214046272 \h </w:instrText>
+                </w:r>
+                <w:r>
+                  <w:rPr>
+                    <w:noProof/>
+                    <w:webHidden/>
+                  </w:rPr>
+                </w:r>
+                <w:r>
+                  <w:rPr>
+                    <w:noProof/>
+                    <w:webHidden/>
+                  </w:rPr>
+                  <w:fldChar w:fldCharType="separate"/>
+                </w:r>
+                <w:r>
+                  <w:rPr>
+                    <w:noProof/>
+                    <w:webHidden/>
+                  </w:rPr>
+                  <w:t>2</w:t>
+                </w:r>
+                <w:r>
+                  <w:rPr>
+                    <w:noProof/>
+                    <w:webHidden/>
+                  </w:rPr>
+                  <w:fldChar w:fldCharType="end"/>
+                </w:r>
+              </w:hyperlink>
+            </w:p>
+            <w:p>
+              <w:pPr>
+                <w:pStyle w:val="Inhopg2"/>
+                <w:tabs>
+                  <w:tab w:val="right" w:leader="dot" w:pos="9016"/>
+                </w:tabs>
+                <w:rPr>
+                  <w:noProof/>
+                </w:rPr>
+              </w:pPr>
+              <w:hyperlink w:anchor="_Toc214046273" w:history="1">
+                <w:r>
+                  <w:rPr>
+                    <w:rStyle w:val="Hyperlink"/>
+                    <w:noProof/>
+                  </w:rPr>
+                  <w:t>2.1 Probleemstelling</w:t>
+                </w:r>
+                <w:r>
+                  <w:rPr>
+                    <w:noProof/>
+                    <w:webHidden/>
+                  </w:rPr>
+                  <w:tab/>
+                </w:r>
+                <w:r>
+                  <w:rPr>
+                    <w:noProof/>
+                    <w:webHidden/>
+                  </w:rPr>
+                  <w:fldChar w:fldCharType="begin"/>
+                </w:r>
+                <w:r>
+                  <w:rPr>
+                    <w:noProof/>
+                    <w:webHidden/>
+                  </w:rPr>
+                  <w:instrText xml:space="preserve"> PAGEREF _Toc214046273 \h </w:instrText>
+                </w:r>
+                <w:r>
+                  <w:rPr>
+                    <w:noProof/>
+                    <w:webHidden/>
+                  </w:rPr>
+                </w:r>
+                <w:r>
+                  <w:rPr>
+                    <w:noProof/>
+                    <w:webHidden/>
+                  </w:rPr>
+                  <w:fldChar w:fldCharType="separate"/>
+                </w:r>
+                <w:r>
+                  <w:rPr>
+                    <w:noProof/>
+                    <w:webHidden/>
+                  </w:rPr>
+                  <w:t>2</w:t>
+                </w:r>
+                <w:r>
+                  <w:rPr>
+                    <w:noProof/>
+                    <w:webHidden/>
+                  </w:rPr>
+                  <w:fldChar w:fldCharType="end"/>
+                </w:r>
+              </w:hyperlink>
+            </w:p>
+            <w:p>
+              <w:pPr>
+                <w:pStyle w:val="Inhopg2"/>
+                <w:tabs>
+                  <w:tab w:val="right" w:leader="dot" w:pos="9016"/>
+                </w:tabs>
+                <w:rPr>
+                  <w:noProof/>
+                </w:rPr>
+              </w:pPr>
+              <w:hyperlink w:anchor="_Toc214046274" w:history="1">
+                <w:r>
+                  <w:rPr>
+                    <w:rStyle w:val="Hyperlink"/>
+                    <w:noProof/>
+                  </w:rPr>
+                  <w:t>2.2 Doelstelling &amp; Onderzoeksvragen</w:t>
+                </w:r>
+                <w:r>
+                  <w:rPr>
+                    <w:noProof/>
+                    <w:webHidden/>
+                  </w:rPr>
+                  <w:tab/>
+                </w:r>
+                <w:r>
+                  <w:rPr>
+                    <w:noProof/>
+                    <w:webHidden/>
+                  </w:rPr>
+                  <w:fldChar w:fldCharType="begin"/>
+                </w:r>
+                <w:r>
+                  <w:rPr>
+                    <w:noProof/>
+                    <w:webHidden/>
+                  </w:rPr>
+                  <w:instrText xml:space="preserve"> PAGEREF _Toc214046274 \h </w:instrText>
+                </w:r>
+                <w:r>
+                  <w:rPr>
+                    <w:noProof/>
+                    <w:webHidden/>
+                  </w:rPr>
+                </w:r>
+                <w:r>
+                  <w:rPr>
+                    <w:noProof/>
+                    <w:webHidden/>
+                  </w:rPr>
+                  <w:fldChar w:fldCharType="separate"/>
+                </w:r>
+                <w:r>
+                  <w:rPr>
+                    <w:noProof/>
+                    <w:webHidden/>
+                  </w:rPr>
+                  <w:t>2</w:t>
+                </w:r>
+                <w:r>
+                  <w:rPr>
+                    <w:noProof/>
+                    <w:webHidden/>
+                  </w:rPr>
+                  <w:fldChar w:fldCharType="end"/>
+                </w:r>
+              </w:hyperlink>
+            </w:p>
+            <w:p>
+              <w:pPr>
+                <w:pStyle w:val="Inhopg2"/>
+                <w:tabs>
+                  <w:tab w:val="right" w:leader="dot" w:pos="9016"/>
+                </w:tabs>
+                <w:rPr>
+                  <w:noProof/>
+                </w:rPr>
+              </w:pPr>
+              <w:hyperlink w:anchor="_Toc214046275" w:history="1">
+                <w:r>
+                  <w:rPr>
+                    <w:rStyle w:val="Hyperlink"/>
+                    <w:noProof/>
+                  </w:rPr>
+                  <w:t>2.3 Project- en Maatschappelijke Context</w:t>
+                </w:r>
+                <w:r>
+                  <w:rPr>
+                    <w:noProof/>
+                    <w:webHidden/>
+                  </w:rPr>
+                  <w:tab/>
+                </w:r>
+                <w:r>
+                  <w:rPr>
+                    <w:noProof/>
+                    <w:webHidden/>
+                  </w:rPr>
+                  <w:fldChar w:fldCharType="begin"/>
+                </w:r>
+                <w:r>
+                  <w:rPr>
+                    <w:noProof/>
+                    <w:webHidden/>
+                  </w:rPr>
+                  <w:instrText xml:space="preserve"> PAGEREF _Toc214046275 \h </w:instrText>
+                </w:r>
+                <w:r>
+                  <w:rPr>
+                    <w:noProof/>
+                    <w:webHidden/>
+                  </w:rPr>
+                </w:r>
+                <w:r>
+                  <w:rPr>
+                    <w:noProof/>
+                    <w:webHidden/>
+                  </w:rPr>
+                  <w:fldChar w:fldCharType="separate"/>
+                </w:r>
+                <w:r>
+                  <w:rPr>
+                    <w:noProof/>
+                    <w:webHidden/>
+                  </w:rPr>
+                  <w:t>2</w:t>
+                </w:r>
+                <w:r>
+                  <w:rPr>
+                    <w:noProof/>
+                    <w:webHidden/>
+                  </w:rPr>
+                  <w:fldChar w:fldCharType="end"/>
+                </w:r>
+              </w:hyperlink>
+            </w:p>
+            <w:p>
+              <w:pPr>
+                <w:pStyle w:val="Inhopg2"/>
+                <w:tabs>
+                  <w:tab w:val="right" w:leader="dot" w:pos="9016"/>
+                </w:tabs>
+                <w:rPr>
+                  <w:noProof/>
+                </w:rPr>
+              </w:pPr>
+              <w:hyperlink w:anchor="_Toc214046276" w:history="1">
+                <w:r>
+                  <w:rPr>
+                    <w:rStyle w:val="Hyperlink"/>
+                    <w:noProof/>
+                  </w:rPr>
+                  <w:t>2.4 Ethische Analyse &amp; Privacy</w:t>
+                </w:r>
+                <w:r>
+                  <w:rPr>
+                    <w:noProof/>
+                    <w:webHidden/>
+                  </w:rPr>
+                  <w:tab/>
+                </w:r>
+                <w:r>
+                  <w:rPr>
+                    <w:noProof/>
+                    <w:webHidden/>
+                  </w:rPr>
+                  <w:fldChar w:fldCharType="begin"/>
+                </w:r>
+                <w:r>
+                  <w:rPr>
+                    <w:noProof/>
+                    <w:webHidden/>
+                  </w:rPr>
+                  <w:instrText xml:space="preserve"> PAGEREF _Toc214046276 \h </w:instrText>
+                </w:r>
+                <w:r>
+                  <w:rPr>
+                    <w:noProof/>
+                    <w:webHidden/>
+                  </w:rPr>
+                </w:r>
+                <w:r>
+                  <w:rPr>
+                    <w:noProof/>
+                    <w:webHidden/>
+                  </w:rPr>
+                  <w:fldChar w:fldCharType="separate"/>
+                </w:r>
+                <w:r>
+                  <w:rPr>
+                    <w:noProof/>
+                    <w:webHidden/>
+                  </w:rPr>
+                  <w:t>2</w:t>
+                </w:r>
+                <w:r>
+                  <w:rPr>
+                    <w:noProof/>
+                    <w:webHidden/>
+                  </w:rPr>
+                  <w:fldChar w:fldCharType="end"/>
+                </w:r>
+              </w:hyperlink>
+            </w:p>
+            <w:p>
+              <w:pPr>
+                <w:pStyle w:val="Inhopg2"/>
+                <w:tabs>
+                  <w:tab w:val="right" w:leader="dot" w:pos="9016"/>
+                </w:tabs>
+                <w:rPr>
+                  <w:noProof/>
+                </w:rPr>
+              </w:pPr>
+              <w:hyperlink w:anchor="_Toc214046277" w:history="1">
+                <w:r>
+                  <w:rPr>
+                    <w:rStyle w:val="Hyperlink"/>
+                    <w:noProof/>
+                  </w:rPr>
+                  <w:t>2.5 Risicoanalyse volgens EU AI Act 2025</w:t>
+                </w:r>
+                <w:r>
+                  <w:rPr>
+                    <w:noProof/>
+                    <w:webHidden/>
+                  </w:rPr>
+                  <w:tab/>
+                </w:r>
+                <w:r>
+                  <w:rPr>
+                    <w:noProof/>
+                    <w:webHidden/>
+                  </w:rPr>
+                  <w:fldChar w:fldCharType="begin"/>
+                </w:r>
+                <w:r>
+                  <w:rPr>
+                    <w:noProof/>
+                    <w:webHidden/>
+                  </w:rPr>
+                  <w:instrText xml:space="preserve"> PAGEREF _Toc214046277 \h </w:instrText>
+                </w:r>
+                <w:r>
+                  <w:rPr>
+                    <w:noProof/>
+                    <w:webHidden/>
+                  </w:rPr>
+                </w:r>
+                <w:r>
+                  <w:rPr>
+                    <w:noProof/>
+                    <w:webHidden/>
+                  </w:rPr>
+                  <w:fldChar w:fldCharType="separate"/>
+                </w:r>
+                <w:r>
+                  <w:rPr>
+                    <w:noProof/>
+                    <w:webHidden/>
+                  </w:rPr>
+                  <w:t>2</w:t>
+                </w:r>
+                <w:r>
+                  <w:rPr>
+                    <w:noProof/>
+                    <w:webHidden/>
+                  </w:rPr>
+                  <w:fldChar w:fldCharType="end"/>
+                </w:r>
+              </w:hyperlink>
+            </w:p>
+            <w:p>
+              <w:pPr>
+                <w:pStyle w:val="Inhopg2"/>
+                <w:tabs>
+                  <w:tab w:val="right" w:leader="dot" w:pos="9016"/>
+                </w:tabs>
+                <w:rPr>
+                  <w:noProof/>
+                </w:rPr>
+              </w:pPr>
+              <w:hyperlink w:anchor="_Toc214046278" w:history="1">
+                <w:r>
+                  <w:rPr>
+                    <w:rStyle w:val="Hyperlink"/>
+                    <w:noProof/>
+                  </w:rPr>
+                  <w:t>2.6 Data Collection &amp; Databeschrijving</w:t>
+                </w:r>
+                <w:r>
+                  <w:rPr>
+                    <w:noProof/>
+                    <w:webHidden/>
+                  </w:rPr>
+                  <w:tab/>
+                </w:r>
+                <w:r>
+                  <w:rPr>
+                    <w:noProof/>
+                    <w:webHidden/>
+                  </w:rPr>
+                  <w:fldChar w:fldCharType="begin"/>
+                </w:r>
+                <w:r>
+                  <w:rPr>
+                    <w:noProof/>
+                    <w:webHidden/>
+                  </w:rPr>
+                  <w:instrText xml:space="preserve"> PAGEREF _Toc214046278 \h </w:instrText>
+                </w:r>
+                <w:r>
+                  <w:rPr>
+                    <w:noProof/>
+                    <w:webHidden/>
+                  </w:rPr>
+                </w:r>
+                <w:r>
+                  <w:rPr>
+                    <w:noProof/>
+                    <w:webHidden/>
+                  </w:rPr>
+                  <w:fldChar w:fldCharType="separate"/>
+                </w:r>
+                <w:r>
+                  <w:rPr>
+                    <w:noProof/>
+                    <w:webHidden/>
+                  </w:rPr>
+                  <w:t>2</w:t>
+                </w:r>
+                <w:r>
+                  <w:rPr>
+                    <w:noProof/>
+                    <w:webHidden/>
+                  </w:rPr>
+                  <w:fldChar w:fldCharType="end"/>
+                </w:r>
+              </w:hyperlink>
+            </w:p>
+            <w:p>
+              <w:pPr>
+                <w:pStyle w:val="Inhopg1"/>
+                <w:tabs>
+                  <w:tab w:val="right" w:leader="dot" w:pos="9016"/>
+                </w:tabs>
+                <w:rPr>
+                  <w:noProof/>
+                </w:rPr>
+              </w:pPr>
+              <w:hyperlink w:anchor="_Toc214046279" w:history="1">
+                <w:r>
+                  <w:rPr>
+                    <w:rStyle w:val="Hyperlink"/>
+                    <w:noProof/>
+                    <w:lang w:val="en-GB"/>
+                  </w:rPr>
+                  <w:t>3. Exploratory Data Analysis (EDA) &amp; Dataprocessing</w:t>
+                </w:r>
+                <w:r>
+                  <w:rPr>
+                    <w:noProof/>
+                    <w:webHidden/>
+                  </w:rPr>
+                  <w:tab/>
+                </w:r>
+                <w:r>
+                  <w:rPr>
+                    <w:noProof/>
+                    <w:webHidden/>
+                  </w:rPr>
+                  <w:fldChar w:fldCharType="begin"/>
+                </w:r>
+                <w:r>
+                  <w:rPr>
+                    <w:noProof/>
+                    <w:webHidden/>
+                  </w:rPr>
+                  <w:instrText xml:space="preserve"> PAGEREF _Toc214046279 \h </w:instrText>
+                </w:r>
+                <w:r>
+                  <w:rPr>
+                    <w:noProof/>
+                    <w:webHidden/>
+                  </w:rPr>
+                </w:r>
+                <w:r>
+                  <w:rPr>
+                    <w:noProof/>
+                    <w:webHidden/>
+                  </w:rPr>
+                  <w:fldChar w:fldCharType="separate"/>
+                </w:r>
+                <w:r>
+                  <w:rPr>
+                    <w:noProof/>
+                    <w:webHidden/>
+                  </w:rPr>
+                  <w:t>2</w:t>
+                </w:r>
+                <w:r>
+                  <w:rPr>
+                    <w:noProof/>
+                    <w:webHidden/>
+                  </w:rPr>
+                  <w:fldChar w:fldCharType="end"/>
+                </w:r>
+              </w:hyperlink>
+            </w:p>
+            <w:p>
+              <w:pPr>
+                <w:pStyle w:val="Inhopg2"/>
+                <w:tabs>
+                  <w:tab w:val="right" w:leader="dot" w:pos="9016"/>
+                </w:tabs>
+                <w:rPr>
+                  <w:noProof/>
+                </w:rPr>
+              </w:pPr>
+              <w:hyperlink w:anchor="_Toc214046280" w:history="1">
+                <w:r>
+                  <w:rPr>
+                    <w:rStyle w:val="Hyperlink"/>
+                    <w:noProof/>
+                    <w:lang w:val="en-GB"/>
+                  </w:rPr>
+                  <w:t>3.1 Datakwaliteit &amp; Datainspectie</w:t>
+                </w:r>
+                <w:r>
+                  <w:rPr>
+                    <w:noProof/>
+                    <w:webHidden/>
+                  </w:rPr>
+                  <w:tab/>
+                </w:r>
+                <w:r>
+                  <w:rPr>
+                    <w:noProof/>
+                    <w:webHidden/>
+                  </w:rPr>
+                  <w:fldChar w:fldCharType="begin"/>
+                </w:r>
+                <w:r>
+                  <w:rPr>
+                    <w:noProof/>
+                    <w:webHidden/>
+                  </w:rPr>
+                  <w:instrText xml:space="preserve"> PAGEREF _Toc214046280 \h </w:instrText>
+                </w:r>
+                <w:r>
+                  <w:rPr>
+                    <w:noProof/>
+                    <w:webHidden/>
+                  </w:rPr>
+                </w:r>
+                <w:r>
+                  <w:rPr>
+                    <w:noProof/>
+                    <w:webHidden/>
+                  </w:rPr>
+                  <w:fldChar w:fldCharType="separate"/>
+                </w:r>
+                <w:r>
+                  <w:rPr>
+                    <w:noProof/>
+                    <w:webHidden/>
+                  </w:rPr>
+                  <w:t>2</w:t>
+                </w:r>
+                <w:r>
+                  <w:rPr>
+                    <w:noProof/>
+                    <w:webHidden/>
+                  </w:rPr>
+                  <w:fldChar w:fldCharType="end"/>
+                </w:r>
+              </w:hyperlink>
+            </w:p>
+            <w:p>
+              <w:pPr>
+                <w:pStyle w:val="Inhopg2"/>
+                <w:tabs>
+                  <w:tab w:val="right" w:leader="dot" w:pos="9016"/>
+                </w:tabs>
+                <w:rPr>
+                  <w:noProof/>
+                </w:rPr>
+              </w:pPr>
+              <w:hyperlink w:anchor="_Toc214046281" w:history="1">
+                <w:r>
+                  <w:rPr>
+                    <w:rStyle w:val="Hyperlink"/>
+                    <w:noProof/>
+                  </w:rPr>
+                  <w:t>3.2 Datacleaning</w:t>
+                </w:r>
+                <w:r>
+                  <w:rPr>
+                    <w:noProof/>
+                    <w:webHidden/>
+                  </w:rPr>
+                  <w:tab/>
+                </w:r>
+                <w:r>
+                  <w:rPr>
+                    <w:noProof/>
+                    <w:webHidden/>
+                  </w:rPr>
+                  <w:fldChar w:fldCharType="begin"/>
+                </w:r>
+                <w:r>
+                  <w:rPr>
+                    <w:noProof/>
+                    <w:webHidden/>
+                  </w:rPr>
+                  <w:instrText xml:space="preserve"> PAGEREF _Toc214046281 \h </w:instrText>
+                </w:r>
+                <w:r>
+                  <w:rPr>
+                    <w:noProof/>
+                    <w:webHidden/>
+                  </w:rPr>
+                </w:r>
+                <w:r>
+                  <w:rPr>
+                    <w:noProof/>
+                    <w:webHidden/>
+                  </w:rPr>
+                  <w:fldChar w:fldCharType="separate"/>
+                </w:r>
+                <w:r>
+                  <w:rPr>
+                    <w:noProof/>
+                    <w:webHidden/>
+                  </w:rPr>
+                  <w:t>2</w:t>
+                </w:r>
+                <w:r>
+                  <w:rPr>
+                    <w:noProof/>
+                    <w:webHidden/>
+                  </w:rPr>
+                  <w:fldChar w:fldCharType="end"/>
+                </w:r>
+              </w:hyperlink>
+            </w:p>
+            <w:p>
+              <w:pPr>
+                <w:pStyle w:val="Inhopg2"/>
+                <w:tabs>
+                  <w:tab w:val="right" w:leader="dot" w:pos="9016"/>
+                </w:tabs>
+                <w:rPr>
+                  <w:noProof/>
+                </w:rPr>
+              </w:pPr>
+              <w:hyperlink w:anchor="_Toc214046282" w:history="1">
+                <w:r>
+                  <w:rPr>
+                    <w:rStyle w:val="Hyperlink"/>
+                    <w:noProof/>
+                  </w:rPr>
+                  <w:t>3.3 Feature Engineering</w:t>
+                </w:r>
+                <w:r>
+                  <w:rPr>
+                    <w:noProof/>
+                    <w:webHidden/>
+                  </w:rPr>
+                  <w:tab/>
+                </w:r>
+                <w:r>
+                  <w:rPr>
+                    <w:noProof/>
+                    <w:webHidden/>
+                  </w:rPr>
+                  <w:fldChar w:fldCharType="begin"/>
+                </w:r>
+                <w:r>
+                  <w:rPr>
+                    <w:noProof/>
+                    <w:webHidden/>
+                  </w:rPr>
+                  <w:instrText xml:space="preserve"> PAGEREF _Toc214046282 \h </w:instrText>
+                </w:r>
+                <w:r>
+                  <w:rPr>
+                    <w:noProof/>
+                    <w:webHidden/>
+                  </w:rPr>
+                </w:r>
+                <w:r>
+                  <w:rPr>
+                    <w:noProof/>
+                    <w:webHidden/>
+                  </w:rPr>
+                  <w:fldChar w:fldCharType="separate"/>
+                </w:r>
+                <w:r>
+                  <w:rPr>
+                    <w:noProof/>
+                    <w:webHidden/>
+                  </w:rPr>
+                  <w:t>2</w:t>
+                </w:r>
+                <w:r>
+                  <w:rPr>
+                    <w:noProof/>
+                    <w:webHidden/>
+                  </w:rPr>
+                  <w:fldChar w:fldCharType="end"/>
+                </w:r>
+              </w:hyperlink>
+            </w:p>
+            <w:p>
+              <w:pPr>
+                <w:pStyle w:val="Inhopg2"/>
+                <w:tabs>
+                  <w:tab w:val="right" w:leader="dot" w:pos="9016"/>
+                </w:tabs>
+                <w:rPr>
+                  <w:noProof/>
+                </w:rPr>
+              </w:pPr>
+              <w:hyperlink w:anchor="_Toc214046283" w:history="1">
+                <w:r>
+                  <w:rPr>
+                    <w:rStyle w:val="Hyperlink"/>
+                    <w:noProof/>
+                  </w:rPr>
+                  <w:t>3.4 Visualisaties &amp; Trendanalyse</w:t>
+                </w:r>
+                <w:r>
+                  <w:rPr>
+                    <w:noProof/>
+                    <w:webHidden/>
+                  </w:rPr>
+                  <w:tab/>
+                </w:r>
+                <w:r>
+                  <w:rPr>
+                    <w:noProof/>
+                    <w:webHidden/>
+                  </w:rPr>
+                  <w:fldChar w:fldCharType="begin"/>
+                </w:r>
+                <w:r>
+                  <w:rPr>
+                    <w:noProof/>
+                    <w:webHidden/>
+                  </w:rPr>
+                  <w:instrText xml:space="preserve"> PAGEREF _Toc214046283 \h </w:instrText>
+                </w:r>
+                <w:r>
+                  <w:rPr>
+                    <w:noProof/>
+                    <w:webHidden/>
+                  </w:rPr>
+                </w:r>
+                <w:r>
+                  <w:rPr>
+                    <w:noProof/>
+                    <w:webHidden/>
+                  </w:rPr>
+                  <w:fldChar w:fldCharType="separate"/>
+                </w:r>
+                <w:r>
+                  <w:rPr>
+                    <w:noProof/>
+                    <w:webHidden/>
+                  </w:rPr>
+                  <w:t>2</w:t>
+                </w:r>
+                <w:r>
+                  <w:rPr>
+                    <w:noProof/>
+                    <w:webHidden/>
+                  </w:rPr>
+                  <w:fldChar w:fldCharType="end"/>
+                </w:r>
+              </w:hyperlink>
+            </w:p>
+            <w:p>
+              <w:pPr>
+                <w:pStyle w:val="Inhopg2"/>
+                <w:tabs>
+                  <w:tab w:val="right" w:leader="dot" w:pos="9016"/>
+                </w:tabs>
+                <w:rPr>
+                  <w:noProof/>
+                </w:rPr>
+              </w:pPr>
+              <w:hyperlink w:anchor="_Toc214046284" w:history="1">
+                <w:r>
+                  <w:rPr>
+                    <w:rStyle w:val="Hyperlink"/>
+                    <w:noProof/>
+                  </w:rPr>
+                  <w:t>3.5 Interpretatie van de EDA</w:t>
+                </w:r>
+                <w:r>
+                  <w:rPr>
+                    <w:noProof/>
+                    <w:webHidden/>
+                  </w:rPr>
+                  <w:tab/>
+                </w:r>
+                <w:r>
+                  <w:rPr>
+                    <w:noProof/>
+                    <w:webHidden/>
+                  </w:rPr>
+                  <w:fldChar w:fldCharType="begin"/>
+                </w:r>
+                <w:r>
+                  <w:rPr>
+                    <w:noProof/>
+                    <w:webHidden/>
+                  </w:rPr>
+                  <w:instrText xml:space="preserve"> PAGEREF _Toc214046284 \h </w:instrText>
+                </w:r>
+                <w:r>
+                  <w:rPr>
+                    <w:noProof/>
+                    <w:webHidden/>
+                  </w:rPr>
+                </w:r>
+                <w:r>
+                  <w:rPr>
+                    <w:noProof/>
+                    <w:webHidden/>
+                  </w:rPr>
+                  <w:fldChar w:fldCharType="separate"/>
+                </w:r>
+                <w:r>
+                  <w:rPr>
+                    <w:noProof/>
+                    <w:webHidden/>
+                  </w:rPr>
+                  <w:t>2</w:t>
+                </w:r>
+                <w:r>
+                  <w:rPr>
+                    <w:noProof/>
+                    <w:webHidden/>
+                  </w:rPr>
+                  <w:fldChar w:fldCharType="end"/>
+                </w:r>
+              </w:hyperlink>
+            </w:p>
+            <w:p>
+              <w:pPr>
+                <w:pStyle w:val="Inhopg1"/>
+                <w:tabs>
+                  <w:tab w:val="right" w:leader="dot" w:pos="9016"/>
+                </w:tabs>
+                <w:rPr>
+                  <w:noProof/>
+                </w:rPr>
+              </w:pPr>
+              <w:hyperlink w:anchor="_Toc214046285" w:history="1">
+                <w:r>
+                  <w:rPr>
+                    <w:rStyle w:val="Hyperlink"/>
+                    <w:noProof/>
+                  </w:rPr>
+                  <w:t>4. Model Training &amp; Evaluation</w:t>
+                </w:r>
+                <w:r>
+                  <w:rPr>
+                    <w:noProof/>
+                    <w:webHidden/>
+                  </w:rPr>
+                  <w:tab/>
+                </w:r>
+                <w:r>
+                  <w:rPr>
+                    <w:noProof/>
+                    <w:webHidden/>
+                  </w:rPr>
+                  <w:fldChar w:fldCharType="begin"/>
+                </w:r>
+                <w:r>
+                  <w:rPr>
+                    <w:noProof/>
+                    <w:webHidden/>
+                  </w:rPr>
+                  <w:instrText xml:space="preserve"> PAGEREF _Toc214046285 \h </w:instrText>
+                </w:r>
+                <w:r>
+                  <w:rPr>
+                    <w:noProof/>
+                    <w:webHidden/>
+                  </w:rPr>
+                </w:r>
+                <w:r>
+                  <w:rPr>
+                    <w:noProof/>
+                    <w:webHidden/>
+                  </w:rPr>
+                  <w:fldChar w:fldCharType="separate"/>
+                </w:r>
+                <w:r>
+                  <w:rPr>
+                    <w:noProof/>
+                    <w:webHidden/>
+                  </w:rPr>
+                  <w:t>2</w:t>
+                </w:r>
+                <w:r>
+                  <w:rPr>
+                    <w:noProof/>
+                    <w:webHidden/>
+                  </w:rPr>
+                  <w:fldChar w:fldCharType="end"/>
+                </w:r>
+              </w:hyperlink>
+            </w:p>
+            <w:p>
+              <w:pPr>
+                <w:pStyle w:val="Inhopg2"/>
+                <w:tabs>
+                  <w:tab w:val="right" w:leader="dot" w:pos="9016"/>
+                </w:tabs>
+                <w:rPr>
+                  <w:noProof/>
+                </w:rPr>
+              </w:pPr>
+              <w:hyperlink w:anchor="_Toc214046286" w:history="1">
+                <w:r>
+                  <w:rPr>
+                    <w:rStyle w:val="Hyperlink"/>
+                    <w:noProof/>
+                  </w:rPr>
+                  <w:t>4.1 Modelkeuze en Onderbouwing</w:t>
+                </w:r>
+                <w:r>
+                  <w:rPr>
+                    <w:noProof/>
+                    <w:webHidden/>
+                  </w:rPr>
+                  <w:tab/>
+                </w:r>
+                <w:r>
+                  <w:rPr>
+                    <w:noProof/>
+                    <w:webHidden/>
+                  </w:rPr>
+                  <w:fldChar w:fldCharType="begin"/>
+                </w:r>
+                <w:r>
+                  <w:rPr>
+                    <w:noProof/>
+                    <w:webHidden/>
+                  </w:rPr>
+                  <w:instrText xml:space="preserve"> PAGEREF _Toc214046286 \h </w:instrText>
+                </w:r>
+                <w:r>
+                  <w:rPr>
+                    <w:noProof/>
+                    <w:webHidden/>
+                  </w:rPr>
+                </w:r>
+                <w:r>
+                  <w:rPr>
+                    <w:noProof/>
+                    <w:webHidden/>
+                  </w:rPr>
+                  <w:fldChar w:fldCharType="separate"/>
+                </w:r>
+                <w:r>
+                  <w:rPr>
+                    <w:noProof/>
+                    <w:webHidden/>
+                  </w:rPr>
+                  <w:t>2</w:t>
+                </w:r>
+                <w:r>
+                  <w:rPr>
+                    <w:noProof/>
+                    <w:webHidden/>
+                  </w:rPr>
+                  <w:fldChar w:fldCharType="end"/>
+                </w:r>
+              </w:hyperlink>
+            </w:p>
+            <w:p>
+              <w:pPr>
+                <w:pStyle w:val="Inhopg2"/>
+                <w:tabs>
+                  <w:tab w:val="right" w:leader="dot" w:pos="9016"/>
+                </w:tabs>
+                <w:rPr>
+                  <w:noProof/>
+                </w:rPr>
+              </w:pPr>
+              <w:hyperlink w:anchor="_Toc214046287" w:history="1">
+                <w:r>
+                  <w:rPr>
+                    <w:rStyle w:val="Hyperlink"/>
+                    <w:noProof/>
+                    <w:lang w:val="en-GB"/>
+                  </w:rPr>
+                  <w:t>4.2 Train-Test Split &amp; Validatiemethode</w:t>
+                </w:r>
+                <w:r>
+                  <w:rPr>
+                    <w:noProof/>
+                    <w:webHidden/>
+                  </w:rPr>
+                  <w:tab/>
+                </w:r>
+                <w:r>
+                  <w:rPr>
+                    <w:noProof/>
+                    <w:webHidden/>
+                  </w:rPr>
+                  <w:fldChar w:fldCharType="begin"/>
+                </w:r>
+                <w:r>
+                  <w:rPr>
+                    <w:noProof/>
+                    <w:webHidden/>
+                  </w:rPr>
+                  <w:instrText xml:space="preserve"> PAGEREF _Toc214046287 \h </w:instrText>
+                </w:r>
+                <w:r>
+                  <w:rPr>
+                    <w:noProof/>
+                    <w:webHidden/>
+                  </w:rPr>
+                </w:r>
+                <w:r>
+                  <w:rPr>
+                    <w:noProof/>
+                    <w:webHidden/>
+                  </w:rPr>
+                  <w:fldChar w:fldCharType="separate"/>
+                </w:r>
+                <w:r>
+                  <w:rPr>
+                    <w:noProof/>
+                    <w:webHidden/>
+                  </w:rPr>
+                  <w:t>2</w:t>
+                </w:r>
+                <w:r>
+                  <w:rPr>
+                    <w:noProof/>
+                    <w:webHidden/>
+                  </w:rPr>
+                  <w:fldChar w:fldCharType="end"/>
+                </w:r>
+              </w:hyperlink>
+            </w:p>
+            <w:p>
+              <w:pPr>
+                <w:pStyle w:val="Inhopg2"/>
+                <w:tabs>
+                  <w:tab w:val="right" w:leader="dot" w:pos="9016"/>
+                </w:tabs>
+                <w:rPr>
+                  <w:noProof/>
+                </w:rPr>
+              </w:pPr>
+              <w:hyperlink w:anchor="_Toc214046288" w:history="1">
+                <w:r>
+                  <w:rPr>
+                    <w:rStyle w:val="Hyperlink"/>
+                    <w:noProof/>
+                    <w:lang w:val="en-GB"/>
+                  </w:rPr>
+                  <w:t>4.3 Modeltraining</w:t>
+                </w:r>
+                <w:r>
+                  <w:rPr>
+                    <w:noProof/>
+                    <w:webHidden/>
+                  </w:rPr>
+                  <w:tab/>
+                </w:r>
+                <w:r>
+                  <w:rPr>
+                    <w:noProof/>
+                    <w:webHidden/>
+                  </w:rPr>
+                  <w:fldChar w:fldCharType="begin"/>
+                </w:r>
+                <w:r>
+                  <w:rPr>
+                    <w:noProof/>
+                    <w:webHidden/>
+                  </w:rPr>
+                  <w:instrText xml:space="preserve"> PAGEREF _Toc214046288 \h </w:instrText>
+                </w:r>
+                <w:r>
+                  <w:rPr>
+                    <w:noProof/>
+                    <w:webHidden/>
+                  </w:rPr>
+                </w:r>
+                <w:r>
+                  <w:rPr>
+                    <w:noProof/>
+                    <w:webHidden/>
+                  </w:rPr>
+                  <w:fldChar w:fldCharType="separate"/>
+                </w:r>
+                <w:r>
+                  <w:rPr>
+                    <w:noProof/>
+                    <w:webHidden/>
+                  </w:rPr>
+                  <w:t>2</w:t>
+                </w:r>
+                <w:r>
+                  <w:rPr>
+                    <w:noProof/>
+                    <w:webHidden/>
+                  </w:rPr>
+                  <w:fldChar w:fldCharType="end"/>
+                </w:r>
+              </w:hyperlink>
+            </w:p>
+            <w:p>
+              <w:pPr>
+                <w:pStyle w:val="Inhopg2"/>
+                <w:tabs>
+                  <w:tab w:val="right" w:leader="dot" w:pos="9016"/>
+                </w:tabs>
+                <w:rPr>
+                  <w:noProof/>
+                </w:rPr>
+              </w:pPr>
+              <w:hyperlink w:anchor="_Toc214046289" w:history="1">
+                <w:r>
+                  <w:rPr>
+                    <w:rStyle w:val="Hyperlink"/>
+                    <w:noProof/>
+                    <w:lang w:val="en-GB"/>
+                  </w:rPr>
+                  <w:t>4.4 Evaluatiemetrics</w:t>
+                </w:r>
+                <w:r>
+                  <w:rPr>
+                    <w:noProof/>
+                    <w:webHidden/>
+                  </w:rPr>
+                  <w:tab/>
+                </w:r>
+                <w:r>
+                  <w:rPr>
+                    <w:noProof/>
+                    <w:webHidden/>
+                  </w:rPr>
+                  <w:fldChar w:fldCharType="begin"/>
+                </w:r>
+                <w:r>
+                  <w:rPr>
+                    <w:noProof/>
+                    <w:webHidden/>
+                  </w:rPr>
+                  <w:instrText xml:space="preserve"> PAGEREF _Toc214046289 \h </w:instrText>
+                </w:r>
+                <w:r>
+                  <w:rPr>
+                    <w:noProof/>
+                    <w:webHidden/>
+                  </w:rPr>
+                </w:r>
+                <w:r>
+                  <w:rPr>
+                    <w:noProof/>
+                    <w:webHidden/>
+                  </w:rPr>
+                  <w:fldChar w:fldCharType="separate"/>
+                </w:r>
+                <w:r>
+                  <w:rPr>
+                    <w:noProof/>
+                    <w:webHidden/>
+                  </w:rPr>
+                  <w:t>2</w:t>
+                </w:r>
+                <w:r>
+                  <w:rPr>
+                    <w:noProof/>
+                    <w:webHidden/>
+                  </w:rPr>
+                  <w:fldChar w:fldCharType="end"/>
+                </w:r>
+              </w:hyperlink>
+            </w:p>
+            <w:p>
+              <w:pPr>
+                <w:pStyle w:val="Inhopg2"/>
+                <w:tabs>
+                  <w:tab w:val="right" w:leader="dot" w:pos="9016"/>
+                </w:tabs>
+                <w:rPr>
+                  <w:noProof/>
+                </w:rPr>
+              </w:pPr>
+              <w:hyperlink w:anchor="_Toc214046290" w:history="1">
+                <w:r>
+                  <w:rPr>
+                    <w:rStyle w:val="Hyperlink"/>
+                    <w:noProof/>
+                  </w:rPr>
+                  <w:t>4.5 Resultaten</w:t>
+                </w:r>
+                <w:r>
+                  <w:rPr>
+                    <w:noProof/>
+                    <w:webHidden/>
+                  </w:rPr>
+                  <w:tab/>
+                </w:r>
+                <w:r>
+                  <w:rPr>
+                    <w:noProof/>
+                    <w:webHidden/>
+                  </w:rPr>
+                  <w:fldChar w:fldCharType="begin"/>
+                </w:r>
+                <w:r>
+                  <w:rPr>
+                    <w:noProof/>
+                    <w:webHidden/>
+                  </w:rPr>
+                  <w:instrText xml:space="preserve"> PAGEREF _Toc214046290 \h </w:instrText>
+                </w:r>
+                <w:r>
+                  <w:rPr>
+                    <w:noProof/>
+                    <w:webHidden/>
+                  </w:rPr>
+                </w:r>
+                <w:r>
+                  <w:rPr>
+                    <w:noProof/>
+                    <w:webHidden/>
+                  </w:rPr>
+                  <w:fldChar w:fldCharType="separate"/>
+                </w:r>
+                <w:r>
+                  <w:rPr>
+                    <w:noProof/>
+                    <w:webHidden/>
+                  </w:rPr>
+                  <w:t>2</w:t>
+                </w:r>
+                <w:r>
+                  <w:rPr>
+                    <w:noProof/>
+                    <w:webHidden/>
+                  </w:rPr>
+                  <w:fldChar w:fldCharType="end"/>
+                </w:r>
+              </w:hyperlink>
+            </w:p>
+            <w:p>
+              <w:pPr>
+                <w:pStyle w:val="Inhopg2"/>
+                <w:tabs>
+                  <w:tab w:val="right" w:leader="dot" w:pos="9016"/>
+                </w:tabs>
+                <w:rPr>
+                  <w:noProof/>
+                </w:rPr>
+              </w:pPr>
+              <w:hyperlink w:anchor="_Toc214046291" w:history="1">
+                <w:r>
+                  <w:rPr>
+                    <w:rStyle w:val="Hyperlink"/>
+                    <w:noProof/>
+                  </w:rPr>
+                  <w:t>4.6 Kritische Reflectie op het Model</w:t>
+                </w:r>
+                <w:r>
+                  <w:rPr>
+                    <w:noProof/>
+                    <w:webHidden/>
+                  </w:rPr>
+                  <w:tab/>
+                </w:r>
+                <w:r>
+                  <w:rPr>
+                    <w:noProof/>
+                    <w:webHidden/>
+                  </w:rPr>
+                  <w:fldChar w:fldCharType="begin"/>
+                </w:r>
+                <w:r>
+                  <w:rPr>
+                    <w:noProof/>
+                    <w:webHidden/>
+                  </w:rPr>
+                  <w:instrText xml:space="preserve"> PAGEREF _Toc214046291 \h </w:instrText>
+                </w:r>
+                <w:r>
+                  <w:rPr>
+                    <w:noProof/>
+                    <w:webHidden/>
+                  </w:rPr>
+                </w:r>
+                <w:r>
+                  <w:rPr>
+                    <w:noProof/>
+                    <w:webHidden/>
+                  </w:rPr>
+                  <w:fldChar w:fldCharType="separate"/>
+                </w:r>
+                <w:r>
+                  <w:rPr>
+                    <w:noProof/>
+                    <w:webHidden/>
+                  </w:rPr>
+                  <w:t>2</w:t>
+                </w:r>
+                <w:r>
+                  <w:rPr>
+                    <w:noProof/>
+                    <w:webHidden/>
+                  </w:rPr>
+                  <w:fldChar w:fldCharType="end"/>
+                </w:r>
+              </w:hyperlink>
+            </w:p>
+            <w:p>
+              <w:pPr>
+                <w:pStyle w:val="Inhopg1"/>
+                <w:tabs>
+                  <w:tab w:val="right" w:leader="dot" w:pos="9016"/>
+                </w:tabs>
+                <w:rPr>
+                  <w:noProof/>
+                </w:rPr>
+              </w:pPr>
+              <w:hyperlink w:anchor="_Toc214046292" w:history="1">
+                <w:r>
+                  <w:rPr>
+                    <w:rStyle w:val="Hyperlink"/>
+                    <w:noProof/>
+                    <w:lang w:val="en-GB"/>
+                  </w:rPr>
+                  <w:t>5. Model Optimization &amp; Performance Tuning</w:t>
+                </w:r>
+                <w:r>
+                  <w:rPr>
+                    <w:noProof/>
+                    <w:webHidden/>
+                  </w:rPr>
+                  <w:tab/>
+                </w:r>
+                <w:r>
+                  <w:rPr>
+                    <w:noProof/>
+                    <w:webHidden/>
+                  </w:rPr>
+                  <w:fldChar w:fldCharType="begin"/>
+                </w:r>
+                <w:r>
+                  <w:rPr>
+                    <w:noProof/>
+                    <w:webHidden/>
+                  </w:rPr>
+                  <w:instrText xml:space="preserve"> PAGEREF _Toc214046292 \h </w:instrText>
+                </w:r>
+                <w:r>
+                  <w:rPr>
+                    <w:noProof/>
+                    <w:webHidden/>
+                  </w:rPr>
+                </w:r>
+                <w:r>
+                  <w:rPr>
+                    <w:noProof/>
+                    <w:webHidden/>
+                  </w:rPr>
+                  <w:fldChar w:fldCharType="separate"/>
+                </w:r>
+                <w:r>
+                  <w:rPr>
+                    <w:noProof/>
+                    <w:webHidden/>
+                  </w:rPr>
+                  <w:t>2</w:t>
+                </w:r>
+                <w:r>
+                  <w:rPr>
+                    <w:noProof/>
+                    <w:webHidden/>
+                  </w:rPr>
+                  <w:fldChar w:fldCharType="end"/>
+                </w:r>
+              </w:hyperlink>
+            </w:p>
+            <w:p>
+              <w:pPr>
+                <w:pStyle w:val="Inhopg2"/>
+                <w:tabs>
+                  <w:tab w:val="right" w:leader="dot" w:pos="9016"/>
+                </w:tabs>
+                <w:rPr>
+                  <w:noProof/>
+                </w:rPr>
+              </w:pPr>
+              <w:hyperlink w:anchor="_Toc214046293" w:history="1">
+                <w:r>
+                  <w:rPr>
+                    <w:rStyle w:val="Hyperlink"/>
+                    <w:noProof/>
+                    <w:lang w:val="en-GB"/>
+                  </w:rPr>
+                  <w:t>5.1 Baseline vs. Getunede Modellen</w:t>
+                </w:r>
+                <w:r>
+                  <w:rPr>
+                    <w:noProof/>
+                    <w:webHidden/>
+                  </w:rPr>
+                  <w:tab/>
+                </w:r>
+                <w:r>
+                  <w:rPr>
+                    <w:noProof/>
+                    <w:webHidden/>
+                  </w:rPr>
+                  <w:fldChar w:fldCharType="begin"/>
+                </w:r>
+                <w:r>
+                  <w:rPr>
+                    <w:noProof/>
+                    <w:webHidden/>
+                  </w:rPr>
+                  <w:instrText xml:space="preserve"> PAGEREF _Toc214046293 \h </w:instrText>
+                </w:r>
+                <w:r>
+                  <w:rPr>
+                    <w:noProof/>
+                    <w:webHidden/>
+                  </w:rPr>
+                </w:r>
+                <w:r>
+                  <w:rPr>
+                    <w:noProof/>
+                    <w:webHidden/>
+                  </w:rPr>
+                  <w:fldChar w:fldCharType="separate"/>
+                </w:r>
+                <w:r>
+                  <w:rPr>
+                    <w:noProof/>
+                    <w:webHidden/>
+                  </w:rPr>
+                  <w:t>2</w:t>
+                </w:r>
+                <w:r>
+                  <w:rPr>
+                    <w:noProof/>
+                    <w:webHidden/>
+                  </w:rPr>
+                  <w:fldChar w:fldCharType="end"/>
+                </w:r>
+              </w:hyperlink>
+            </w:p>
+            <w:p>
+              <w:pPr>
+                <w:pStyle w:val="Inhopg2"/>
+                <w:tabs>
+                  <w:tab w:val="right" w:leader="dot" w:pos="9016"/>
+                </w:tabs>
+                <w:rPr>
+                  <w:noProof/>
+                </w:rPr>
+              </w:pPr>
+              <w:hyperlink w:anchor="_Toc214046294" w:history="1">
+                <w:r>
+                  <w:rPr>
+                    <w:rStyle w:val="Hyperlink"/>
+                    <w:noProof/>
+                  </w:rPr>
+                  <w:t>5.2 Hyperparameter Tuning</w:t>
+                </w:r>
+                <w:r>
+                  <w:rPr>
+                    <w:noProof/>
+                    <w:webHidden/>
+                  </w:rPr>
+                  <w:tab/>
+                </w:r>
+                <w:r>
+                  <w:rPr>
+                    <w:noProof/>
+                    <w:webHidden/>
+                  </w:rPr>
+                  <w:fldChar w:fldCharType="begin"/>
+                </w:r>
+                <w:r>
+                  <w:rPr>
+                    <w:noProof/>
+                    <w:webHidden/>
+                  </w:rPr>
+                  <w:instrText xml:space="preserve"> PAGEREF _Toc214046294 \h </w:instrText>
+                </w:r>
+                <w:r>
+                  <w:rPr>
+                    <w:noProof/>
+                    <w:webHidden/>
+                  </w:rPr>
+                </w:r>
+                <w:r>
+                  <w:rPr>
+                    <w:noProof/>
+                    <w:webHidden/>
+                  </w:rPr>
+                  <w:fldChar w:fldCharType="separate"/>
+                </w:r>
+                <w:r>
+                  <w:rPr>
+                    <w:noProof/>
+                    <w:webHidden/>
+                  </w:rPr>
+                  <w:t>3</w:t>
+                </w:r>
+                <w:r>
+                  <w:rPr>
+                    <w:noProof/>
+                    <w:webHidden/>
+                  </w:rPr>
+                  <w:fldChar w:fldCharType="end"/>
+                </w:r>
+              </w:hyperlink>
+            </w:p>
+            <w:p>
+              <w:pPr>
+                <w:pStyle w:val="Inhopg2"/>
+                <w:tabs>
+                  <w:tab w:val="right" w:leader="dot" w:pos="9016"/>
+                </w:tabs>
+                <w:rPr>
+                  <w:noProof/>
+                </w:rPr>
+              </w:pPr>
+              <w:hyperlink w:anchor="_Toc214046295" w:history="1">
+                <w:r>
+                  <w:rPr>
+                    <w:rStyle w:val="Hyperlink"/>
+                    <w:noProof/>
+                  </w:rPr>
+                  <w:t>5.3 Optimalisatiestrategieën</w:t>
+                </w:r>
+                <w:r>
+                  <w:rPr>
+                    <w:noProof/>
+                    <w:webHidden/>
+                  </w:rPr>
+                  <w:tab/>
+                </w:r>
+                <w:r>
+                  <w:rPr>
+                    <w:noProof/>
+                    <w:webHidden/>
+                  </w:rPr>
+                  <w:fldChar w:fldCharType="begin"/>
+                </w:r>
+                <w:r>
+                  <w:rPr>
+                    <w:noProof/>
+                    <w:webHidden/>
+                  </w:rPr>
+                  <w:instrText xml:space="preserve"> PAGEREF _Toc214046295 \h </w:instrText>
+                </w:r>
+                <w:r>
+                  <w:rPr>
+                    <w:noProof/>
+                    <w:webHidden/>
+                  </w:rPr>
+                </w:r>
+                <w:r>
+                  <w:rPr>
+                    <w:noProof/>
+                    <w:webHidden/>
+                  </w:rPr>
+                  <w:fldChar w:fldCharType="separate"/>
+                </w:r>
+                <w:r>
+                  <w:rPr>
+                    <w:noProof/>
+                    <w:webHidden/>
+                  </w:rPr>
+                  <w:t>3</w:t>
+                </w:r>
+                <w:r>
+                  <w:rPr>
+                    <w:noProof/>
+                    <w:webHidden/>
+                  </w:rPr>
+                  <w:fldChar w:fldCharType="end"/>
+                </w:r>
+              </w:hyperlink>
+            </w:p>
+            <w:p>
+              <w:pPr>
+                <w:pStyle w:val="Inhopg2"/>
+                <w:tabs>
+                  <w:tab w:val="right" w:leader="dot" w:pos="9016"/>
+                </w:tabs>
+                <w:rPr>
+                  <w:noProof/>
+                </w:rPr>
+              </w:pPr>
+              <w:hyperlink w:anchor="_Toc214046296" w:history="1">
+                <w:r>
+                  <w:rPr>
+                    <w:rStyle w:val="Hyperlink"/>
+                    <w:noProof/>
+                  </w:rPr>
+                  <w:t>5.4 Prestatieverbeteringen &amp; Visualisaties</w:t>
+                </w:r>
+                <w:r>
+                  <w:rPr>
+                    <w:noProof/>
+                    <w:webHidden/>
+                  </w:rPr>
+                  <w:tab/>
+                </w:r>
+                <w:r>
+                  <w:rPr>
+                    <w:noProof/>
+                    <w:webHidden/>
+                  </w:rPr>
+                  <w:fldChar w:fldCharType="begin"/>
+                </w:r>
+                <w:r>
+                  <w:rPr>
+                    <w:noProof/>
+                    <w:webHidden/>
+                  </w:rPr>
+                  <w:instrText xml:space="preserve"> PAGEREF _Toc214046296 \h </w:instrText>
+                </w:r>
+                <w:r>
+                  <w:rPr>
+                    <w:noProof/>
+                    <w:webHidden/>
+                  </w:rPr>
+                </w:r>
+                <w:r>
+                  <w:rPr>
+                    <w:noProof/>
+                    <w:webHidden/>
+                  </w:rPr>
+                  <w:fldChar w:fldCharType="separate"/>
+                </w:r>
+                <w:r>
+                  <w:rPr>
+                    <w:noProof/>
+                    <w:webHidden/>
+                  </w:rPr>
+                  <w:t>3</w:t>
+                </w:r>
+                <w:r>
+                  <w:rPr>
+                    <w:noProof/>
+                    <w:webHidden/>
+                  </w:rPr>
+                  <w:fldChar w:fldCharType="end"/>
+                </w:r>
+              </w:hyperlink>
+            </w:p>
+            <w:p>
+              <w:pPr>
+                <w:pStyle w:val="Inhopg2"/>
+                <w:tabs>
+                  <w:tab w:val="right" w:leader="dot" w:pos="9016"/>
+                </w:tabs>
+                <w:rPr>
+                  <w:noProof/>
+                </w:rPr>
+              </w:pPr>
+              <w:hyperlink w:anchor="_Toc214046297" w:history="1">
+                <w:r>
+                  <w:rPr>
+                    <w:rStyle w:val="Hyperlink"/>
+                    <w:noProof/>
+                  </w:rPr>
+                  <w:t>5.5 Final Model Selectie</w:t>
+                </w:r>
+                <w:r>
+                  <w:rPr>
+                    <w:noProof/>
+                    <w:webHidden/>
+                  </w:rPr>
+                  <w:tab/>
+                </w:r>
+                <w:r>
+                  <w:rPr>
+                    <w:noProof/>
+                    <w:webHidden/>
+                  </w:rPr>
+                  <w:fldChar w:fldCharType="begin"/>
+                </w:r>
+                <w:r>
+                  <w:rPr>
+                    <w:noProof/>
+                    <w:webHidden/>
+                  </w:rPr>
+                  <w:instrText xml:space="preserve"> PAGEREF _Toc214046297 \h </w:instrText>
+                </w:r>
+                <w:r>
+                  <w:rPr>
+                    <w:noProof/>
+                    <w:webHidden/>
+                  </w:rPr>
+                </w:r>
+                <w:r>
+                  <w:rPr>
+                    <w:noProof/>
+                    <w:webHidden/>
+                  </w:rPr>
+                  <w:fldChar w:fldCharType="separate"/>
+                </w:r>
+                <w:r>
+                  <w:rPr>
+                    <w:noProof/>
+                    <w:webHidden/>
+                  </w:rPr>
+                  <w:t>3</w:t>
+                </w:r>
+                <w:r>
+                  <w:rPr>
+                    <w:noProof/>
+                    <w:webHidden/>
+                  </w:rPr>
+                  <w:fldChar w:fldCharType="end"/>
+                </w:r>
+              </w:hyperlink>
+            </w:p>
+            <w:p>
+              <w:pPr>
+                <w:pStyle w:val="Inhopg1"/>
+                <w:tabs>
+                  <w:tab w:val="right" w:leader="dot" w:pos="9016"/>
+                </w:tabs>
+                <w:rPr>
+                  <w:noProof/>
+                </w:rPr>
+              </w:pPr>
+              <w:hyperlink w:anchor="_Toc214046298" w:history="1">
+                <w:r>
+                  <w:rPr>
+                    <w:rStyle w:val="Hyperlink"/>
+                    <w:noProof/>
+                  </w:rPr>
+                  <w:t>6. Conclusie &amp; Reflectie</w:t>
+                </w:r>
+                <w:r>
+                  <w:rPr>
+                    <w:noProof/>
+                    <w:webHidden/>
+                  </w:rPr>
+                  <w:tab/>
+                </w:r>
+                <w:r>
+                  <w:rPr>
+                    <w:noProof/>
+                    <w:webHidden/>
+                  </w:rPr>
+                  <w:fldChar w:fldCharType="begin"/>
+                </w:r>
+                <w:r>
+                  <w:rPr>
+                    <w:noProof/>
+                    <w:webHidden/>
+                  </w:rPr>
+                  <w:instrText xml:space="preserve"> PAGEREF _Toc214046298 \h </w:instrText>
+                </w:r>
+                <w:r>
+                  <w:rPr>
+                    <w:noProof/>
+                    <w:webHidden/>
+                  </w:rPr>
+                </w:r>
+                <w:r>
+                  <w:rPr>
+                    <w:noProof/>
+                    <w:webHidden/>
+                  </w:rPr>
+                  <w:fldChar w:fldCharType="separate"/>
+                </w:r>
+                <w:r>
+                  <w:rPr>
+                    <w:noProof/>
+                    <w:webHidden/>
+                  </w:rPr>
+                  <w:t>3</w:t>
+                </w:r>
+                <w:r>
+                  <w:rPr>
+                    <w:noProof/>
+                    <w:webHidden/>
+                  </w:rPr>
+                  <w:fldChar w:fldCharType="end"/>
+                </w:r>
+              </w:hyperlink>
+            </w:p>
+            <w:p>
+              <w:pPr>
+                <w:rPr>
+                  <w:b/>
+                  <w:bCs/>
+                </w:rPr>
+              </w:pPr>
+              <w:r>
+                <w:rPr>
+                  <w:b/>
+                  <w:bCs/>
+                </w:rPr>
+                <w:fldChar w:fldCharType="end"/>
+              </w:r>
+            </w:p>
+          </w:sdtContent>
+        </w:sdt>
+        <w:p/>
+      </w:sdtContent>
+    </w:sdt>
+    <w:bookmarkStart w:id="0" w:name="_Toc214046271" w:displacedByCustomXml="prev"/>
+    <w:p/>
+    <w:p/>
+    <w:p/>
+    <w:p/>
+    <w:p>
+      <w:pPr>
+        <w:pStyle w:val="Kop1"/>
+        <w:numPr>
+          <w:ilvl w:val="0"/>
+          <w:numId w:val="2"/>
+        </w:numPr>
+      </w:pPr>
+      <w:r>
+        <w:lastRenderedPageBreak/>
+        <w:t>Inleiding</w:t>
+      </w:r>
+      <w:bookmarkEnd w:id="0"/>
+    </w:p>
+    <w:p/>
+    <w:p/>
+    <w:p>
+      <w:pPr>
+        <w:pStyle w:val="Kop1"/>
+      </w:pPr>
+      <w:bookmarkStart w:id="1" w:name="_Toc214046272"/>
+      <w:r>
+        <w:lastRenderedPageBreak/>
+        <w:t>2. Business Understanding &amp; Data Collection</w:t>
+      </w:r>
+      <w:bookmarkEnd w:id="1"/>
+    </w:p>
+    <w:p>
+      <w:pPr>
+        <w:pStyle w:val="Kop2"/>
+      </w:pPr>
+      <w:bookmarkStart w:id="2" w:name="_Toc214046273"/>
+      <w:r>
+        <w:t>2.1 Probleemstelling</w:t>
+      </w:r>
+      <w:bookmarkEnd w:id="2"/>
+    </w:p>
+    <w:p>
+      <w:pPr>
+        <w:pStyle w:val="Kop2"/>
+      </w:pPr>
+      <w:bookmarkStart w:id="3" w:name="_Toc214046274"/>
+      <w:r>
+        <w:t>2.2 Doelstelling &amp; Onderzoeksvragen</w:t>
+      </w:r>
+      <w:bookmarkEnd w:id="3"/>
+    </w:p>
+    <w:p>
+      <w:pPr>
+        <w:pStyle w:val="Kop2"/>
+      </w:pPr>
+      <w:bookmarkStart w:id="4" w:name="_Toc214046275"/>
+      <w:r>
+        <w:t>2.3 Project- en Maatschappelijke Context</w:t>
+      </w:r>
+      <w:bookmarkEnd w:id="4"/>
+    </w:p>
+    <w:p>
+      <w:pPr>
+        <w:pStyle w:val="Kop2"/>
+      </w:pPr>
+      <w:bookmarkStart w:id="5" w:name="_Toc214046276"/>
+      <w:r>
+        <w:t>2.4 Ethische Analyse &amp; Privacy</w:t>
+      </w:r>
+      <w:bookmarkEnd w:id="5"/>
+    </w:p>
+    <w:p>
+      <w:pPr>
+        <w:pStyle w:val="Kop2"/>
+      </w:pPr>
+      <w:bookmarkStart w:id="6" w:name="_Toc214046277"/>
+      <w:r>
+        <w:t>2.5 Risicoanalyse volgens EU AI Act 2025</w:t>
+      </w:r>
+      <w:bookmarkEnd w:id="6"/>
+    </w:p>
+    <w:p>
+      <w:pPr>
+        <w:pStyle w:val="Kop2"/>
+      </w:pPr>
+      <w:bookmarkStart w:id="7" w:name="_Toc214046278"/>
+      <w:r>
+        <w:t>2.6 Data Collection &amp; Databeschrijving</w:t>
+      </w:r>
+      <w:bookmarkEnd w:id="7"/>
+    </w:p>
+    <w:p>
+      <w:pPr>
+        <w:pStyle w:val="Kop1"/>
+        <w:rPr>
+          <w:lang w:val="en-GB"/>
+        </w:rPr>
+      </w:pPr>
+      <w:bookmarkStart w:id="8" w:name="_Toc214046279"/>
+      <w:r>
+        <w:rPr>
+          <w:lang w:val="en-GB"/>
+        </w:rPr>
+        <w:t xml:space="preserve">3. Exploratory Data Analysis (EDA) &amp; </w:t>
+      </w:r>
+      <w:proofErr w:type="spellStart"/>
+      <w:r>
+        <w:rPr>
+          <w:lang w:val="en-GB"/>
+        </w:rPr>
+        <w:t>Dataprocessing</w:t>
+      </w:r>
+      <w:bookmarkEnd w:id="8"/>
+      <w:proofErr w:type="spellEnd"/>
+    </w:p>
+    <w:p>
+      <w:pPr>
+        <w:pStyle w:val="Kop2"/>
+        <w:rPr>
+          <w:lang w:val="en-GB"/>
+        </w:rPr>
+      </w:pPr>
+      <w:bookmarkStart w:id="9" w:name="_Toc214046280"/>
+      <w:r>
+        <w:rPr>
+          <w:lang w:val="en-GB"/>
+        </w:rPr>
+        <w:t xml:space="preserve">3.1 </w:t>
+      </w:r>
+      <w:proofErr w:type="spellStart"/>
+      <w:r>
+        <w:rPr>
+          <w:lang w:val="en-GB"/>
+        </w:rPr>
+        <w:t>Datakwaliteit</w:t>
+      </w:r>
+      <w:proofErr w:type="spellEnd"/>
+      <w:r>
+        <w:rPr>
+          <w:lang w:val="en-GB"/>
+        </w:rPr>
+        <w:t xml:space="preserve"> &amp; </w:t>
+      </w:r>
+      <w:proofErr w:type="spellStart"/>
+      <w:r>
+        <w:rPr>
+          <w:lang w:val="en-GB"/>
+        </w:rPr>
+        <w:t>Datainspectie</w:t>
+      </w:r>
+      <w:bookmarkEnd w:id="9"/>
+      <w:proofErr w:type="spellEnd"/>
+    </w:p>
+    <w:p>
+      <w:pPr>
+        <w:pStyle w:val="Kop2"/>
+      </w:pPr>
+      <w:bookmarkStart w:id="10" w:name="_Toc214046281"/>
+      <w:r>
+        <w:t xml:space="preserve">3.2 </w:t>
+      </w:r>
+      <w:proofErr w:type="spellStart"/>
+      <w:r>
+        <w:t>Datacleaning</w:t>
+      </w:r>
+      <w:bookmarkEnd w:id="10"/>
+      <w:proofErr w:type="spellEnd"/>
+    </w:p>
+    <w:p>
+      <w:pPr>
+        <w:pStyle w:val="Kop2"/>
+      </w:pPr>
+      <w:bookmarkStart w:id="11" w:name="_Toc214046282"/>
+      <w:r>
+        <w:t>3.3 Feature Engineering</w:t>
+      </w:r>
+      <w:bookmarkEnd w:id="11"/>
+    </w:p>
+    <w:p>
+      <w:pPr>
+        <w:pStyle w:val="Kop2"/>
+      </w:pPr>
+      <w:bookmarkStart w:id="12" w:name="_Toc214046283"/>
+      <w:r>
+        <w:t>3.4 Visualisaties &amp; Trendanalyse</w:t>
+      </w:r>
+      <w:bookmarkEnd w:id="12"/>
+    </w:p>
+    <w:p>
+      <w:pPr>
+        <w:pStyle w:val="Kop2"/>
+      </w:pPr>
+      <w:bookmarkStart w:id="13" w:name="_Toc214046284"/>
+      <w:r>
+        <w:t>3.5 Interpretatie van de EDA</w:t>
+      </w:r>
+      <w:bookmarkEnd w:id="13"/>
+    </w:p>
+    <w:p>
+      <w:pPr>
+        <w:pStyle w:val="Kop1"/>
+      </w:pPr>
+      <w:bookmarkStart w:id="14" w:name="_Toc214046285"/>
+      <w:r>
+        <w:t>4. Model Training &amp; Evaluation</w:t>
+      </w:r>
+      <w:bookmarkEnd w:id="14"/>
+    </w:p>
+    <w:p>
+      <w:pPr>
+        <w:pStyle w:val="Kop2"/>
+      </w:pPr>
+      <w:bookmarkStart w:id="15" w:name="_Toc214046286"/>
+      <w:r>
+        <w:t>4.1 Modelkeuze en Onderbouwing</w:t>
+      </w:r>
+      <w:bookmarkEnd w:id="15"/>
+    </w:p>
+    <w:p>
+      <w:pPr>
+        <w:pStyle w:val="Kop2"/>
+        <w:rPr>
+          <w:lang w:val="en-GB"/>
+        </w:rPr>
+      </w:pPr>
+      <w:bookmarkStart w:id="16" w:name="_Toc214046287"/>
+      <w:r>
+        <w:rPr>
+          <w:lang w:val="en-GB"/>
+        </w:rPr>
+        <w:t xml:space="preserve">4.2 Train-Test Split &amp; </w:t>
+      </w:r>
+      <w:proofErr w:type="spellStart"/>
+      <w:r>
+        <w:rPr>
+          <w:lang w:val="en-GB"/>
+        </w:rPr>
+        <w:t>Validatiemethode</w:t>
+      </w:r>
+      <w:bookmarkEnd w:id="16"/>
+      <w:proofErr w:type="spellEnd"/>
+    </w:p>
+    <w:p>
+      <w:pPr>
+        <w:pStyle w:val="Kop2"/>
+        <w:rPr>
+          <w:lang w:val="en-GB"/>
+        </w:rPr>
+      </w:pPr>
+      <w:bookmarkStart w:id="17" w:name="_Toc214046288"/>
+      <w:r>
+        <w:rPr>
+          <w:lang w:val="en-GB"/>
+        </w:rPr>
+        <w:t xml:space="preserve">4.3 </w:t>
+      </w:r>
+      <w:proofErr w:type="spellStart"/>
+      <w:r>
+        <w:rPr>
+          <w:lang w:val="en-GB"/>
+        </w:rPr>
+        <w:t>Modeltraining</w:t>
+      </w:r>
+      <w:bookmarkEnd w:id="17"/>
+      <w:proofErr w:type="spellEnd"/>
+    </w:p>
+    <w:p>
+      <w:pPr>
+        <w:pStyle w:val="Kop2"/>
+        <w:rPr>
+          <w:lang w:val="en-GB"/>
+        </w:rPr>
+      </w:pPr>
+      <w:bookmarkStart w:id="18" w:name="_Toc214046289"/>
+      <w:r>
+        <w:rPr>
+          <w:lang w:val="en-GB"/>
+        </w:rPr>
+        <w:t xml:space="preserve">4.4 </w:t>
+      </w:r>
+      <w:proofErr w:type="spellStart"/>
+      <w:r>
+        <w:rPr>
+          <w:lang w:val="en-GB"/>
+        </w:rPr>
+        <w:t>Evaluatiemetrics</w:t>
+      </w:r>
+      <w:bookmarkEnd w:id="18"/>
+      <w:proofErr w:type="spellEnd"/>
+    </w:p>
+    <w:p>
+      <w:pPr>
+        <w:pStyle w:val="Kop2"/>
+      </w:pPr>
+      <w:bookmarkStart w:id="19" w:name="_Toc214046290"/>
+      <w:r>
+        <w:t>4.5 Resultaten</w:t>
+      </w:r>
+      <w:bookmarkEnd w:id="19"/>
+    </w:p>
+    <w:p>
+      <w:pPr>
+        <w:pStyle w:val="Kop2"/>
+      </w:pPr>
+      <w:bookmarkStart w:id="20" w:name="_Toc214046291"/>
+      <w:r>
+        <w:t>4.6 Kritische Reflectie op het Model</w:t>
+      </w:r>
+      <w:bookmarkEnd w:id="20"/>
+    </w:p>
+    <w:p>
+      <w:pPr>
+        <w:pStyle w:val="Kop1"/>
+        <w:rPr>
+          <w:lang w:val="en-GB"/>
+        </w:rPr>
+      </w:pPr>
+      <w:bookmarkStart w:id="21" w:name="_Toc214046292"/>
+      <w:r>
+        <w:rPr>
+          <w:lang w:val="en-GB"/>
+        </w:rPr>
+        <w:t>5. Model Optimization &amp; Performance Tuning</w:t>
+      </w:r>
+      <w:bookmarkEnd w:id="21"/>
+    </w:p>
+    <w:p>
+      <w:pPr>
+        <w:pStyle w:val="Kop2"/>
+        <w:rPr>
+          <w:lang w:val="en-GB"/>
+        </w:rPr>
+      </w:pPr>
+      <w:bookmarkStart w:id="22" w:name="_Toc214046293"/>
+      <w:r>
+        <w:rPr>
+          <w:lang w:val="en-GB"/>
+        </w:rPr>
+        <w:t xml:space="preserve">5.1 Baseline vs. </w:t>
+      </w:r>
+      <w:proofErr w:type="spellStart"/>
+      <w:r>
+        <w:rPr>
+          <w:lang w:val="en-GB"/>
+        </w:rPr>
+        <w:t>Getunede</w:t>
+      </w:r>
+      <w:proofErr w:type="spellEnd"/>
+      <w:r>
+        <w:rPr>
+          <w:lang w:val="en-GB"/>
+        </w:rPr>
+        <w:t xml:space="preserve"> </w:t>
+      </w:r>
+      <w:proofErr w:type="spellStart"/>
+      <w:r>
+        <w:rPr>
+          <w:lang w:val="en-GB"/>
+        </w:rPr>
+        <w:t>Modellen</w:t>
+      </w:r>
+      <w:bookmarkEnd w:id="22"/>
+      <w:proofErr w:type="spellEnd"/>
+    </w:p>
+    <w:p>
+      <w:pPr>
+        <w:pStyle w:val="Kop2"/>
+      </w:pPr>
+      <w:bookmarkStart w:id="23" w:name="_Toc214046294"/>
+      <w:r>
+        <w:lastRenderedPageBreak/>
+        <w:t xml:space="preserve">5.2 Hyperparameter </w:t>
+      </w:r>
+      <w:proofErr w:type="spellStart"/>
+      <w:r>
+        <w:t>Tuning</w:t>
+      </w:r>
+      <w:bookmarkEnd w:id="23"/>
+      <w:proofErr w:type="spellEnd"/>
+    </w:p>
+    <w:p>
+      <w:pPr>
+        <w:pStyle w:val="Kop2"/>
+      </w:pPr>
+      <w:bookmarkStart w:id="24" w:name="_Toc214046295"/>
+      <w:r>
+        <w:t>5.3 Optimalisatiestrategieën</w:t>
+      </w:r>
+      <w:bookmarkEnd w:id="24"/>
+    </w:p>
+    <w:p>
+      <w:pPr>
+        <w:pStyle w:val="Kop2"/>
+      </w:pPr>
+      <w:bookmarkStart w:id="25" w:name="_Toc214046296"/>
+      <w:r>
+        <w:t>5.4 Prestatieverbeteringen &amp; Visualisaties</w:t>
+      </w:r>
+      <w:bookmarkEnd w:id="25"/>
+    </w:p>
+    <w:p>
+      <w:pPr>
+        <w:pStyle w:val="Kop2"/>
+      </w:pPr>
+      <w:bookmarkStart w:id="26" w:name="_Toc214046297"/>
+      <w:r>
+        <w:t xml:space="preserve">5.5 </w:t>
+      </w:r>
+      <w:proofErr w:type="spellStart"/>
+      <w:r>
+        <w:t>Final</w:t>
+      </w:r>
+      <w:proofErr w:type="spellEnd"/>
+      <w:r>
+        <w:t xml:space="preserve"> Model Selectie</w:t>
+      </w:r>
+      <w:bookmarkEnd w:id="26"/>
+    </w:p>
+    <w:p>
+      <w:pPr>
+        <w:pStyle w:val="Kop1"/>
+      </w:pPr>
+      <w:bookmarkStart w:id="27" w:name="_Toc214046298"/>
+      <w:r>
+        <w:t>6. Conclusie &amp; Reflectie</w:t>
+      </w:r>
+      <w:bookmarkEnd w:id="27"/>
+    </w:p>
     <w:p/>
     <w:sectPr>
       <w:pgSz w:w="11906" w:h="16838"/>
       <w:pgMar w:top="1440" w:right="1440" w:bottom="1440" w:left="1440" w:header="708" w:footer="708" w:gutter="0"/>
+      <w:pgNumType w:start="0"/>
       <w:cols w:space="708"/>
+      <w:titlePg/>
       <w:docGrid w:linePitch="360"/>
     </w:sectPr>
   </w:body>
 </w:document>
+</file>
+
+<file path=word/numbering.xml><?xml version="1.0" encoding="utf-8"?>
+<w:numbering xmlns:wpc="http://schemas.microsoft.com/office/word/2010/wordprocessingCanvas" xmlns:cx="http://schemas.microsoft.com/office/drawing/2014/chartex" xmlns:cx1="http://schemas.microsoft.com/office/drawing/2015/9/8/chartex" xmlns:cx2="http://schemas.microsoft.com/office/drawing/2015/10/21/chartex" xmlns:cx3="http://schemas.microsoft.com/office/drawing/2016/5/9/chartex" xmlns:cx4="http://schemas.microsoft.com/office/drawing/2016/5/10/chartex" xmlns:cx5="http://schemas.microsoft.com/office/drawing/2016/5/11/chartex" xmlns:cx6="http://schemas.microsoft.com/office/drawing/2016/5/12/chartex" xmlns:cx7="http://schemas.microsoft.com/office/drawing/2016/5/13/chartex" xmlns:cx8="http://schemas.microsoft.com/office/drawing/2016/5/14/chartex" xmlns:mc="http://schemas.openxmlformats.org/markup-compatibility/2006" xmlns:aink="http://schemas.microsoft.com/office/drawing/2016/ink" xmlns:am3d="http://schemas.microsoft.com/office/drawing/2017/model3d" xmlns:o="urn:schemas-microsoft-com:office:office" xmlns:oel="http://schemas.microsoft.com/office/2019/extlst" xmlns:r="http://schemas.openxmlformats.org/officeDocument/2006/relationships" xmlns:m="http://schemas.openxmlformats.org/officeDocument/2006/math" xmlns:v="urn:schemas-microsoft-com:vml" xmlns:wp14="http://schemas.microsoft.com/office/word/2010/wordprocessingDrawing" xmlns:wp="http://schemas.openxmlformats.org/drawingml/2006/wordprocessingDrawing" xmlns:w10="urn:schemas-microsoft-com:office:word" xmlns:w="http://schemas.openxmlformats.org/wordprocessingml/2006/main" xmlns:w14="http://schemas.microsoft.com/office/word/2010/wordml" xmlns:w15="http://schemas.microsoft.com/office/word/2012/wordml" xmlns:w16cex="http://schemas.microsoft.com/office/word/2018/wordml/cex" xmlns:w16cid="http://schemas.microsoft.com/office/word/2016/wordml/cid" xmlns:w16="http://schemas.microsoft.com/office/word/2018/wordml" xmlns:w16du="http://schemas.microsoft.com/office/word/2023/wordml/word16du" xmlns:w16sdtdh="http://schemas.microsoft.com/office/word/2020/wordml/sdtdatahash" xmlns:w16sdtfl="http://schemas.microsoft.com/office/word/2024/wordml/sdtformatlock" xmlns:w16se="http://schemas.microsoft.com/office/word/2015/wordml/symex" xmlns:wpg="http://schemas.microsoft.com/office/word/2010/wordprocessingGroup" xmlns:wpi="http://schemas.microsoft.com/office/word/2010/wordprocessingInk" xmlns:wne="http://schemas.microsoft.com/office/word/2006/wordml" xmlns:wps="http://schemas.microsoft.com/office/word/2010/wordprocessingShape" mc:Ignorable="w14 w15 w16se w16cid w16 w16cex w16sdtdh w16sdtfl w16du wp14">
+  <w:abstractNum w:abstractNumId="0" w15:restartNumberingAfterBreak="0">
+    <w:nsid w:val="5C4E62A6"/>
+    <w:multiLevelType w:val="hybridMultilevel"/>
+    <w:tmpl w:val="BE38F7EC"/>
+    <w:lvl w:ilvl="0" w:tplc="A9BAC2EE">
+      <w:start w:val="1"/>
+      <w:numFmt w:val="decimal"/>
+      <w:lvlText w:val="%1."/>
+      <w:lvlJc w:val="left"/>
+      <w:pPr>
+        <w:ind w:left="750" w:hanging="390"/>
+      </w:pPr>
+      <w:rPr>
+        <w:rFonts w:hint="default"/>
+      </w:rPr>
+    </w:lvl>
+    <w:lvl w:ilvl="1" w:tplc="04130019" w:tentative="1">
+      <w:start w:val="1"/>
+      <w:numFmt w:val="lowerLetter"/>
+      <w:lvlText w:val="%2."/>
+      <w:lvlJc w:val="left"/>
+      <w:pPr>
+        <w:ind w:left="1440" w:hanging="360"/>
+      </w:pPr>
+    </w:lvl>
+    <w:lvl w:ilvl="2" w:tplc="0413001B" w:tentative="1">
+      <w:start w:val="1"/>
+      <w:numFmt w:val="lowerRoman"/>
+      <w:lvlText w:val="%3."/>
+      <w:lvlJc w:val="right"/>
+      <w:pPr>
+        <w:ind w:left="2160" w:hanging="180"/>
+      </w:pPr>
+    </w:lvl>
+    <w:lvl w:ilvl="3" w:tplc="0413000F" w:tentative="1">
+      <w:start w:val="1"/>
+      <w:numFmt w:val="decimal"/>
+      <w:lvlText w:val="%4."/>
+      <w:lvlJc w:val="left"/>
+      <w:pPr>
+        <w:ind w:left="2880" w:hanging="360"/>
+      </w:pPr>
+    </w:lvl>
+    <w:lvl w:ilvl="4" w:tplc="04130019" w:tentative="1">
+      <w:start w:val="1"/>
+      <w:numFmt w:val="lowerLetter"/>
+      <w:lvlText w:val="%5."/>
+      <w:lvlJc w:val="left"/>
+      <w:pPr>
+        <w:ind w:left="3600" w:hanging="360"/>
+      </w:pPr>
+    </w:lvl>
+    <w:lvl w:ilvl="5" w:tplc="0413001B" w:tentative="1">
+      <w:start w:val="1"/>
+      <w:numFmt w:val="lowerRoman"/>
+      <w:lvlText w:val="%6."/>
+      <w:lvlJc w:val="right"/>
+      <w:pPr>
+        <w:ind w:left="4320" w:hanging="180"/>
+      </w:pPr>
+    </w:lvl>
+    <w:lvl w:ilvl="6" w:tplc="0413000F" w:tentative="1">
+      <w:start w:val="1"/>
+      <w:numFmt w:val="decimal"/>
+      <w:lvlText w:val="%7."/>
+      <w:lvlJc w:val="left"/>
+      <w:pPr>
+        <w:ind w:left="5040" w:hanging="360"/>
+      </w:pPr>
+    </w:lvl>
+    <w:lvl w:ilvl="7" w:tplc="04130019" w:tentative="1">
+      <w:start w:val="1"/>
+      <w:numFmt w:val="lowerLetter"/>
+      <w:lvlText w:val="%8."/>
+      <w:lvlJc w:val="left"/>
+      <w:pPr>
+        <w:ind w:left="5760" w:hanging="360"/>
+      </w:pPr>
+    </w:lvl>
+    <w:lvl w:ilvl="8" w:tplc="0413001B" w:tentative="1">
+      <w:start w:val="1"/>
+      <w:numFmt w:val="lowerRoman"/>
+      <w:lvlText w:val="%9."/>
+      <w:lvlJc w:val="right"/>
+      <w:pPr>
+        <w:ind w:left="6480" w:hanging="180"/>
+      </w:pPr>
+    </w:lvl>
+  </w:abstractNum>
+  <w:abstractNum w:abstractNumId="1" w15:restartNumberingAfterBreak="0">
+    <w:nsid w:val="69AE00A6"/>
+    <w:multiLevelType w:val="hybridMultilevel"/>
+    <w:tmpl w:val="B1A0F25E"/>
+    <w:lvl w:ilvl="0" w:tplc="0413000F">
+      <w:start w:val="1"/>
+      <w:numFmt w:val="decimal"/>
+      <w:lvlText w:val="%1."/>
+      <w:lvlJc w:val="left"/>
+      <w:pPr>
+        <w:ind w:left="720" w:hanging="360"/>
+      </w:pPr>
+      <w:rPr>
+        <w:rFonts w:hint="default"/>
+      </w:rPr>
+    </w:lvl>
+    <w:lvl w:ilvl="1" w:tplc="04130019" w:tentative="1">
+      <w:start w:val="1"/>
+      <w:numFmt w:val="lowerLetter"/>
+      <w:lvlText w:val="%2."/>
+      <w:lvlJc w:val="left"/>
+      <w:pPr>
+        <w:ind w:left="1440" w:hanging="360"/>
+      </w:pPr>
+    </w:lvl>
+    <w:lvl w:ilvl="2" w:tplc="0413001B" w:tentative="1">
+      <w:start w:val="1"/>
+      <w:numFmt w:val="lowerRoman"/>
+      <w:lvlText w:val="%3."/>
+      <w:lvlJc w:val="right"/>
+      <w:pPr>
+        <w:ind w:left="2160" w:hanging="180"/>
+      </w:pPr>
+    </w:lvl>
+    <w:lvl w:ilvl="3" w:tplc="0413000F" w:tentative="1">
+      <w:start w:val="1"/>
+      <w:numFmt w:val="decimal"/>
+      <w:lvlText w:val="%4."/>
+      <w:lvlJc w:val="left"/>
+      <w:pPr>
+        <w:ind w:left="2880" w:hanging="360"/>
+      </w:pPr>
+    </w:lvl>
+    <w:lvl w:ilvl="4" w:tplc="04130019" w:tentative="1">
+      <w:start w:val="1"/>
+      <w:numFmt w:val="lowerLetter"/>
+      <w:lvlText w:val="%5."/>
+      <w:lvlJc w:val="left"/>
+      <w:pPr>
+        <w:ind w:left="3600" w:hanging="360"/>
+      </w:pPr>
+    </w:lvl>
+    <w:lvl w:ilvl="5" w:tplc="0413001B" w:tentative="1">
+      <w:start w:val="1"/>
+      <w:numFmt w:val="lowerRoman"/>
+      <w:lvlText w:val="%6."/>
+      <w:lvlJc w:val="right"/>
+      <w:pPr>
+        <w:ind w:left="4320" w:hanging="180"/>
+      </w:pPr>
+    </w:lvl>
+    <w:lvl w:ilvl="6" w:tplc="0413000F" w:tentative="1">
+      <w:start w:val="1"/>
+      <w:numFmt w:val="decimal"/>
+      <w:lvlText w:val="%7."/>
+      <w:lvlJc w:val="left"/>
+      <w:pPr>
+        <w:ind w:left="5040" w:hanging="360"/>
+      </w:pPr>
+    </w:lvl>
+    <w:lvl w:ilvl="7" w:tplc="04130019" w:tentative="1">
+      <w:start w:val="1"/>
+      <w:numFmt w:val="lowerLetter"/>
+      <w:lvlText w:val="%8."/>
+      <w:lvlJc w:val="left"/>
+      <w:pPr>
+        <w:ind w:left="5760" w:hanging="360"/>
+      </w:pPr>
+    </w:lvl>
+    <w:lvl w:ilvl="8" w:tplc="0413001B" w:tentative="1">
+      <w:start w:val="1"/>
+      <w:numFmt w:val="lowerRoman"/>
+      <w:lvlText w:val="%9."/>
+      <w:lvlJc w:val="right"/>
+      <w:pPr>
+        <w:ind w:left="6480" w:hanging="180"/>
+      </w:pPr>
+    </w:lvl>
+  </w:abstractNum>
+  <w:num w:numId="1" w16cid:durableId="234241596">
+    <w:abstractNumId w:val="0"/>
+  </w:num>
+  <w:num w:numId="2" w16cid:durableId="2062434443">
+    <w:abstractNumId w:val="1"/>
+  </w:num>
+</w:numbering>
 </file>
 
 <file path=word/styles.xml><?xml version="1.0" encoding="utf-8"?>
@@ -441,7 +3826,6 @@
     <w:next w:val="Standaard"/>
     <w:link w:val="Kop2Char"/>
     <w:uiPriority w:val="9"/>
-    <w:semiHidden/>
     <w:unhideWhenUsed/>
     <w:qFormat/>
     <w:rsid w:val="00393DE2"/>
@@ -616,7 +4000,6 @@
   <w:style w:type="character" w:default="1" w:styleId="Standaardalinea-lettertype">
     <w:name w:val="Default Paragraph Font"/>
     <w:uiPriority w:val="1"/>
-    <w:semiHidden/>
     <w:unhideWhenUsed/>
   </w:style>
   <w:style w:type="table" w:default="1" w:styleId="Standaardtabel">
@@ -658,7 +4041,6 @@
     <w:basedOn w:val="Standaardalinea-lettertype"/>
     <w:link w:val="Kop2"/>
     <w:uiPriority w:val="9"/>
-    <w:semiHidden/>
     <w:rsid w:val="00393DE2"/>
     <w:rPr>
       <w:rFonts w:asciiTheme="majorHAnsi" w:eastAsiaTheme="majorEastAsia" w:hAnsiTheme="majorHAnsi" w:cstheme="majorBidi"/>
@@ -928,6 +4310,79 @@
       <w:smallCaps/>
       <w:color w:val="0F4761" w:themeColor="accent1" w:themeShade="BF"/>
       <w:spacing w:val="5"/>
+    </w:rPr>
+  </w:style>
+  <w:style w:type="paragraph" w:styleId="Geenafstand">
+    <w:name w:val="No Spacing"/>
+    <w:link w:val="GeenafstandChar"/>
+    <w:uiPriority w:val="1"/>
+    <w:qFormat/>
+    <w:rsid w:val="00E81AC6"/>
+    <w:pPr>
+      <w:spacing w:after="0" w:line="240" w:lineRule="auto"/>
+    </w:pPr>
+  </w:style>
+  <w:style w:type="character" w:customStyle="1" w:styleId="GeenafstandChar">
+    <w:name w:val="Geen afstand Char"/>
+    <w:basedOn w:val="Standaardalinea-lettertype"/>
+    <w:link w:val="Geenafstand"/>
+    <w:uiPriority w:val="1"/>
+    <w:rsid w:val="00E81AC6"/>
+  </w:style>
+  <w:style w:type="paragraph" w:styleId="Kopvaninhoudsopgave">
+    <w:name w:val="TOC Heading"/>
+    <w:basedOn w:val="Kop1"/>
+    <w:next w:val="Standaard"/>
+    <w:uiPriority w:val="39"/>
+    <w:unhideWhenUsed/>
+    <w:qFormat/>
+    <w:rsid w:val="00E81AC6"/>
+    <w:pPr>
+      <w:spacing w:before="240" w:after="0"/>
+      <w:outlineLvl w:val="9"/>
+    </w:pPr>
+    <w:rPr>
+      <w:kern w:val="0"/>
+      <w:sz w:val="32"/>
+      <w:szCs w:val="32"/>
+      <w:lang w:eastAsia="nl-NL"/>
+      <w14:ligatures w14:val="none"/>
+    </w:rPr>
+  </w:style>
+  <w:style w:type="paragraph" w:styleId="Inhopg1">
+    <w:name w:val="toc 1"/>
+    <w:basedOn w:val="Standaard"/>
+    <w:next w:val="Standaard"/>
+    <w:autoRedefine/>
+    <w:uiPriority w:val="39"/>
+    <w:unhideWhenUsed/>
+    <w:rsid w:val="00E81AC6"/>
+    <w:pPr>
+      <w:spacing w:after="100"/>
+    </w:pPr>
+  </w:style>
+  <w:style w:type="paragraph" w:styleId="Inhopg2">
+    <w:name w:val="toc 2"/>
+    <w:basedOn w:val="Standaard"/>
+    <w:next w:val="Standaard"/>
+    <w:autoRedefine/>
+    <w:uiPriority w:val="39"/>
+    <w:unhideWhenUsed/>
+    <w:rsid w:val="00E81AC6"/>
+    <w:pPr>
+      <w:spacing w:after="100"/>
+      <w:ind w:left="220"/>
+    </w:pPr>
+  </w:style>
+  <w:style w:type="character" w:styleId="Hyperlink">
+    <w:name w:val="Hyperlink"/>
+    <w:basedOn w:val="Standaardalinea-lettertype"/>
+    <w:uiPriority w:val="99"/>
+    <w:unhideWhenUsed/>
+    <w:rsid w:val="00E81AC6"/>
+    <w:rPr>
+      <w:color w:val="467886" w:themeColor="hyperlink"/>
+      <w:u w:val="single"/>
     </w:rPr>
   </w:style>
 </w:styles>
@@ -1226,4 +4681,23 @@
     </a:ext>
   </a:extLst>
 </a:theme>
+</file>
+
+<file path=customXml/item1.xml><?xml version="1.0" encoding="utf-8"?>
+<CoverPageProperties xmlns="http://schemas.microsoft.com/office/2006/coverPageProps">
+  <PublishDate>2025</PublishDate>
+  <Abstract/>
+  <CompanyAddress/>
+  <CompanyPhone/>
+  <CompanyFax/>
+  <CompanyEmail/>
+</CoverPageProperties>
+</file>
+
+<file path=customXml/itemProps1.xml><?xml version="1.0" encoding="utf-8"?>
+<ds:datastoreItem xmlns:ds="http://schemas.openxmlformats.org/officeDocument/2006/customXml" ds:itemID="{55AF091B-3C7A-41E3-B477-F2FDAA23CFDA}">
+  <ds:schemaRefs>
+    <ds:schemaRef ds:uri="http://schemas.microsoft.com/office/2006/coverPageProps"/>
+  </ds:schemaRefs>
+</ds:datastoreItem>
 </file>